--- a/docs/content/glm_logistic_regression/glm_logistic_regression_lecture.docx
+++ b/docs/content/glm_logistic_regression/glm_logistic_regression_lecture.docx
@@ -1977,6 +1977,9 @@
                       <m:t>μ</m:t>
                     </m:r>
                   </m:oMath>
+                  <w:r>
+                    <w:t xml:space="preserve">​</w:t>
+                  </w:r>
                 </w:p>
               </w:tc>
             </w:tr>
@@ -2056,6 +2059,9 @@
                       <m:t>)</m:t>
                     </m:r>
                   </m:oMath>
+                  <w:r>
+                    <w:t xml:space="preserve">​</w:t>
+                  </w:r>
                 </w:p>
               </w:tc>
             </w:tr>
@@ -2165,6 +2171,9 @@
                       <m:t>]</m:t>
                     </m:r>
                   </m:oMath>
+                  <w:r>
+                    <w:t xml:space="preserve">​</w:t>
+                  </w:r>
                 </w:p>
               </w:tc>
             </w:tr>
@@ -7419,6 +7428,9 @@
           </m:den>
         </m:f>
       </m:oMath>
+      <w:r>
+        <w:t xml:space="preserve">​</w:t>
+      </w:r>
     </w:p>
     <w:p>
       <w:pPr>
@@ -7715,6 +7727,9 @@
           <m:t>x</m:t>
         </m:r>
       </m:oMath>
+      <w:r>
+        <w:t xml:space="preserve">​</w:t>
+      </w:r>
     </w:p>
     <w:p>
       <w:pPr>

--- a/docs/content/glm_logistic_regression/glm_logistic_regression_lecture.docx
+++ b/docs/content/glm_logistic_regression/glm_logistic_regression_lecture.docx
@@ -7,7 +7,7 @@
         <w:pStyle w:val="Title"/>
       </w:pPr>
       <w:r>
-        <w:t xml:space="preserve">GLM &amp; Logistic Regression</w:t>
+        <w:t xml:space="preserve">Lecture: GLM &amp; Logistic Regression</w:t>
       </w:r>
     </w:p>
     <w:p>
@@ -26,16 +26,26 @@
         <w:t xml:space="preserve">Bill Perry</w:t>
       </w:r>
     </w:p>
-    <w:bookmarkStart w:id="10" w:name="lecture-13-review-of-anovas"/>
-    <w:p>
-      <w:pPr>
-        <w:pStyle w:val="Heading1"/>
-      </w:pPr>
-      <w:r>
-        <w:t xml:space="preserve">Lecture 13: Review of ANOVAs</w:t>
-      </w:r>
-    </w:p>
-    <w:bookmarkStart w:id="9" w:name="review"/>
+    <w:bookmarkStart w:id="9" w:name="part-1-from-anova-to-the-glm-framework"/>
+    <w:p>
+      <w:pPr>
+        <w:pStyle w:val="Heading2"/>
+      </w:pPr>
+      <w:r>
+        <w:t xml:space="preserve">Part 1 · From ANOVA to the GLM Framework</w:t>
+      </w:r>
+    </w:p>
+    <w:bookmarkEnd w:id="9"/>
+    <w:bookmarkStart w:id="11" w:name="review-of-anovas"/>
+    <w:p>
+      <w:pPr>
+        <w:pStyle w:val="Heading2"/>
+      </w:pPr>
+      <w:r>
+        <w:t xml:space="preserve">Review of ANOVAs</w:t>
+      </w:r>
+    </w:p>
+    <w:bookmarkStart w:id="10" w:name="review"/>
     <w:p>
       <w:pPr>
         <w:pStyle w:val="Heading3"/>
@@ -125,18 +135,18 @@
         <w:t xml:space="preserve">Independence</w:t>
       </w:r>
     </w:p>
-    <w:bookmarkEnd w:id="9"/>
     <w:bookmarkEnd w:id="10"/>
-    <w:bookmarkStart w:id="12" w:name="lecture-14-glm-overview"/>
-    <w:p>
-      <w:pPr>
-        <w:pStyle w:val="Heading1"/>
-      </w:pPr>
-      <w:r>
-        <w:t xml:space="preserve">Lecture 14: GLM Overview</w:t>
-      </w:r>
-    </w:p>
-    <w:bookmarkStart w:id="11" w:name="overview"/>
+    <w:bookmarkEnd w:id="11"/>
+    <w:bookmarkStart w:id="13" w:name="glm-overview"/>
+    <w:p>
+      <w:pPr>
+        <w:pStyle w:val="Heading2"/>
+      </w:pPr>
+      <w:r>
+        <w:t xml:space="preserve">GLM Overview</w:t>
+      </w:r>
+    </w:p>
+    <w:bookmarkStart w:id="12" w:name="overview"/>
     <w:p>
       <w:pPr>
         <w:pStyle w:val="Heading3"/>
@@ -265,12 +275,12 @@
         <w:t xml:space="preserve">when the outcome is yes or no or categorical</w:t>
       </w:r>
     </w:p>
-    <w:bookmarkEnd w:id="11"/>
     <w:bookmarkEnd w:id="12"/>
-    <w:bookmarkStart w:id="16" w:name="Xb7469dc5d90abac1036b16835c8a9129b1fe52c"/>
-    <w:p>
-      <w:pPr>
-        <w:pStyle w:val="Heading1"/>
+    <w:bookmarkEnd w:id="13"/>
+    <w:bookmarkStart w:id="20" w:name="Xb7469dc5d90abac1036b16835c8a9129b1fe52c"/>
+    <w:p>
+      <w:pPr>
+        <w:pStyle w:val="Heading2"/>
       </w:pPr>
       <w:r>
         <w:t xml:space="preserve">Overview of Generalized Linear Models (GLMs)</w:t>
@@ -440,6 +450,135 @@
         <w:t xml:space="preserve">GLMs extend linear models to non-normal data distributions.</w:t>
       </w:r>
     </w:p>
+    <w:tbl>
+      <w:tblPr>
+        <w:tblStyle w:val="Table"/>
+        <w:tblLook w:firstRow="0" w:lastRow="0" w:firstColumn="0" w:lastColumn="0" w:noHBand="0" w:noVBand="0" w:val="0000"/>
+        <w:tblBorders>
+          <w:top w:val="single" w:sz="4" w:space="0" w:color="0758E5"/>
+          <w:left w:val="single" w:sz="24" w:space="0" w:color="0758E5"/>
+          <w:bottom w:val="single" w:sz="4" w:space="0" w:color="0758E5"/>
+          <w:right w:val="single" w:sz="4" w:space="0" w:color="0758E5"/>
+        </w:tblBorders>
+        <w:tblCellMar>
+          <w:left w:w="144" w:type="dxa"/>
+          <w:right w:w="144" w:type="dxa"/>
+        </w:tblCellMar>
+        <w:tblLook w:firstRow="0" w:lastRow="0" w:firstColumn="0" w:lastColumn="0" w:noHBand="0" w:noVBand="0" w:val="0000"/>
+      </w:tblPr>
+      <w:tr>
+        <w:trPr>
+          <w:cantSplit/>
+        </w:trPr>
+        <w:tc>
+          <w:tcPr>
+            <w:shd w:color="auto" w:fill="dae6fb" w:val="clear"/>
+            <w:tcMar>
+              <w:top w:w="92" w:type="dxa"/>
+              <w:bottom w:w="92" w:type="dxa"/>
+            </w:tcMar>
+          </w:tcPr>
+          <w:p>
+            <w:pPr>
+              <w:pStyle w:val="BodyText"/>
+            </w:pPr>
+            <w:pPr>
+              <w:spacing w:before="0" w:after="0"/>
+              <w:textAlignment w:val="center"/>
+            </w:pPr>
+            <w:r>
+              <w:drawing>
+                <wp:inline>
+                  <wp:extent cx="152400" cy="152400"/>
+                  <wp:effectExtent b="0" l="0" r="0" t="0"/>
+                  <wp:docPr descr="" title="" id="15" name="Picture"/>
+                  <a:graphic>
+                    <a:graphicData uri="http://schemas.openxmlformats.org/drawingml/2006/picture">
+                      <pic:pic>
+                        <pic:nvPicPr>
+                          <pic:cNvPr descr="/Applications/Positron.app/Contents/Resources/app/quarto/share/formats/docx/note.png" id="16" name="Picture"/>
+                          <pic:cNvPicPr>
+                            <a:picLocks noChangeArrowheads="1" noChangeAspect="1"/>
+                          </pic:cNvPicPr>
+                        </pic:nvPicPr>
+                        <pic:blipFill>
+                          <a:blip r:embed="rId14"/>
+                          <a:stretch>
+                            <a:fillRect/>
+                          </a:stretch>
+                        </pic:blipFill>
+                        <pic:spPr bwMode="auto">
+                          <a:xfrm>
+                            <a:off x="0" y="0"/>
+                            <a:ext cx="152400" cy="152400"/>
+                          </a:xfrm>
+                          <a:prstGeom prst="rect">
+                            <a:avLst/>
+                          </a:prstGeom>
+                          <a:noFill/>
+                          <a:ln w="9525">
+                            <a:noFill/>
+                            <a:headEnd/>
+                            <a:tailEnd/>
+                          </a:ln>
+                        </pic:spPr>
+                      </pic:pic>
+                    </a:graphicData>
+                  </a:graphic>
+                </wp:inline>
+              </w:drawing>
+            </w:r>
+            <w:r>
+              <w:t xml:space="preserve"> </w:t>
+            </w:r>
+            <w:r>
+              <w:t xml:space="preserve"> </w:t>
+            </w:r>
+            <w:r>
+              <w:t xml:space="preserve">Note</w:t>
+            </w:r>
+          </w:p>
+        </w:tc>
+      </w:tr>
+      <w:tr>
+        <w:trPr>
+          <w:cantSplit/>
+        </w:trPr>
+        <w:tc>
+          <w:tcPr>
+            <w:tcMar>
+              <w:top w:w="108" w:type="dxa"/>
+              <w:bottom w:w="108" w:type="dxa"/>
+            </w:tcMar>
+          </w:tcPr>
+          <w:p>
+            <w:pPr>
+              <w:pStyle w:val="BodyText"/>
+            </w:pPr>
+            <w:pPr>
+              <w:spacing w:before="16" w:after="16"/>
+            </w:pPr>
+            <w:r>
+              <w:t xml:space="preserve">Gotelli &amp; Ellison,</w:t>
+            </w:r>
+            <w:r>
+              <w:t xml:space="preserve"> </w:t>
+            </w:r>
+            <w:r>
+              <w:rPr>
+                <w:i/>
+                <w:iCs/>
+              </w:rPr>
+              <w:t xml:space="preserve">A Primer of Ecological Statistics</w:t>
+            </w:r>
+            <w:r>
+              <w:t xml:space="preserve">, Ch. 9 — Regression, on extending the linear model beyond ordinary least squares.</w:t>
+            </w:r>
+          </w:p>
+          <w:p/>
+        </w:tc>
+      </w:tr>
+    </w:tbl>
     <w:p>
       <w:pPr>
         <w:pStyle w:val="CaptionedFigure"/>
@@ -447,20 +586,20 @@
       <w:r>
         <w:drawing>
           <wp:inline>
-            <wp:extent cx="5486400" cy="4572000"/>
+            <wp:extent cx="5334000" cy="5334000"/>
             <wp:effectExtent b="0" l="0" r="0" t="0"/>
-            <wp:docPr descr="Examples of distributions in the exponential family" title="" id="14" name="Picture"/>
+            <wp:docPr descr="Examples of distributions in the exponential family" title="" id="18" name="Picture"/>
             <a:graphic>
               <a:graphicData uri="http://schemas.openxmlformats.org/drawingml/2006/picture">
                 <pic:pic>
                   <pic:nvPicPr>
-                    <pic:cNvPr descr="glm_logistic_regression_lecture_files/figure-docx/glm-distributions-1.png" id="15" name="Picture"/>
+                    <pic:cNvPr descr="glm_logistic_regression_lecture_files/figure-docx/glm-distributions-1.png" id="19" name="Picture"/>
                     <pic:cNvPicPr>
                       <a:picLocks noChangeArrowheads="1" noChangeAspect="1"/>
                     </pic:cNvPicPr>
                   </pic:nvPicPr>
                   <pic:blipFill>
-                    <a:blip r:embed="rId13"/>
+                    <a:blip r:embed="rId17"/>
                     <a:stretch>
                       <a:fillRect/>
                     </a:stretch>
@@ -468,7 +607,7 @@
                   <pic:spPr bwMode="auto">
                     <a:xfrm>
                       <a:off x="0" y="0"/>
-                      <a:ext cx="5486400" cy="4572000"/>
+                      <a:ext cx="5334000" cy="5334000"/>
                     </a:xfrm>
                     <a:prstGeom prst="rect">
                       <a:avLst/>
@@ -495,11 +634,11 @@
         <w:t xml:space="preserve">Examples of distributions in the exponential family</w:t>
       </w:r>
     </w:p>
-    <w:bookmarkEnd w:id="16"/>
-    <w:bookmarkStart w:id="17" w:name="X3124ec853b214e09489bf426da21cb0568cee9e"/>
-    <w:p>
-      <w:pPr>
-        <w:pStyle w:val="Heading1"/>
+    <w:bookmarkEnd w:id="20"/>
+    <w:bookmarkStart w:id="21" w:name="X3124ec853b214e09489bf426da21cb0568cee9e"/>
+    <w:p>
+      <w:pPr>
+        <w:pStyle w:val="Heading2"/>
       </w:pPr>
       <w:r>
         <w:t xml:space="preserve">Example comparison of logged response variable and GLM</w:t>
@@ -1555,17 +1694,17 @@
         <w:t xml:space="preserve">## Intervals are back-transformed from the log scale</w:t>
       </w:r>
     </w:p>
-    <w:bookmarkEnd w:id="17"/>
-    <w:bookmarkStart w:id="22" w:name="the-three-elements-of-a-glm"/>
-    <w:p>
-      <w:pPr>
-        <w:pStyle w:val="Heading1"/>
+    <w:bookmarkEnd w:id="21"/>
+    <w:bookmarkStart w:id="26" w:name="the-three-elements-of-a-glm"/>
+    <w:p>
+      <w:pPr>
+        <w:pStyle w:val="Heading2"/>
       </w:pPr>
       <w:r>
         <w:t xml:space="preserve">The Three Elements of a GLM</w:t>
       </w:r>
     </w:p>
-    <w:bookmarkStart w:id="21" w:name="glms-consist-of-three-components"/>
+    <w:bookmarkStart w:id="25" w:name="glms-consist-of-three-components"/>
     <w:p>
       <w:pPr>
         <w:pStyle w:val="Heading3"/>
@@ -1815,18 +1954,18 @@
                 <wp:inline>
                   <wp:extent cx="152400" cy="152400"/>
                   <wp:effectExtent b="0" l="0" r="0" t="0"/>
-                  <wp:docPr descr="" title="" id="19" name="Picture"/>
+                  <wp:docPr descr="" title="" id="23" name="Picture"/>
                   <a:graphic>
                     <a:graphicData uri="http://schemas.openxmlformats.org/drawingml/2006/picture">
                       <pic:pic>
                         <pic:nvPicPr>
-                          <pic:cNvPr descr="/Applications/Positron.app/Contents/Resources/app/quarto/share/formats/docx/important.png" id="20" name="Picture"/>
+                          <pic:cNvPr descr="/Applications/Positron.app/Contents/Resources/app/quarto/share/formats/docx/important.png" id="24" name="Picture"/>
                           <pic:cNvPicPr>
                             <a:picLocks noChangeArrowheads="1" noChangeAspect="1"/>
                           </pic:cNvPicPr>
                         </pic:nvPicPr>
                         <pic:blipFill>
-                          <a:blip r:embed="rId18"/>
+                          <a:blip r:embed="rId22"/>
                           <a:stretch>
                             <a:fillRect/>
                           </a:stretch>
@@ -2181,12 +2320,22 @@
         </w:tc>
       </w:tr>
     </w:tbl>
-    <w:bookmarkEnd w:id="21"/>
-    <w:bookmarkEnd w:id="22"/>
-    <w:bookmarkStart w:id="26" w:name="X57e67d90b7faa1a78227a4bb359dce00d06696f"/>
-    <w:p>
-      <w:pPr>
-        <w:pStyle w:val="Heading1"/>
+    <w:bookmarkEnd w:id="25"/>
+    <w:bookmarkEnd w:id="26"/>
+    <w:bookmarkStart w:id="27" w:name="part-2-gaussian-glms"/>
+    <w:p>
+      <w:pPr>
+        <w:pStyle w:val="Heading2"/>
+      </w:pPr>
+      <w:r>
+        <w:t xml:space="preserve">Part 2 · Gaussian GLMs</w:t>
+      </w:r>
+    </w:p>
+    <w:bookmarkEnd w:id="27"/>
+    <w:bookmarkStart w:id="31" w:name="X57e67d90b7faa1a78227a4bb359dce00d06696f"/>
+    <w:p>
+      <w:pPr>
+        <w:pStyle w:val="Heading2"/>
       </w:pPr>
       <w:r>
         <w:t xml:space="preserve">GLM with Gaussian (Normal) Distribution: Setup</w:t>
@@ -2421,20 +2570,20 @@
       <w:r>
         <w:drawing>
           <wp:inline>
-            <wp:extent cx="3200400" cy="3200400"/>
+            <wp:extent cx="5334000" cy="5334000"/>
             <wp:effectExtent b="0" l="0" r="0" t="0"/>
-            <wp:docPr descr="" title="" id="24" name="Picture"/>
+            <wp:docPr descr="" title="" id="29" name="Picture"/>
             <a:graphic>
               <a:graphicData uri="http://schemas.openxmlformats.org/drawingml/2006/picture">
                 <pic:pic>
                   <pic:nvPicPr>
-                    <pic:cNvPr descr="glm_logistic_regression_lecture_files/figure-docx/summary-gaussian_2-1.png" id="25" name="Picture"/>
+                    <pic:cNvPr descr="glm_logistic_regression_lecture_files/figure-docx/summary-gaussian_2-1.png" id="30" name="Picture"/>
                     <pic:cNvPicPr>
                       <a:picLocks noChangeArrowheads="1" noChangeAspect="1"/>
                     </pic:cNvPicPr>
                   </pic:nvPicPr>
                   <pic:blipFill>
-                    <a:blip r:embed="rId23"/>
+                    <a:blip r:embed="rId28"/>
                     <a:stretch>
                       <a:fillRect/>
                     </a:stretch>
@@ -2442,7 +2591,7 @@
                   <pic:spPr bwMode="auto">
                     <a:xfrm>
                       <a:off x="0" y="0"/>
-                      <a:ext cx="3200400" cy="3200400"/>
+                      <a:ext cx="5334000" cy="5334000"/>
                     </a:xfrm>
                     <a:prstGeom prst="rect">
                       <a:avLst/>
@@ -2461,11 +2610,11 @@
         </w:drawing>
       </w:r>
     </w:p>
-    <w:bookmarkEnd w:id="26"/>
-    <w:bookmarkStart w:id="30" w:name="Xb9a01484f69c84639f0f9aa938f54e8c33515cc"/>
-    <w:p>
-      <w:pPr>
-        <w:pStyle w:val="Heading1"/>
+    <w:bookmarkEnd w:id="31"/>
+    <w:bookmarkStart w:id="35" w:name="Xb9a01484f69c84639f0f9aa938f54e8c33515cc"/>
+    <w:p>
+      <w:pPr>
+        <w:pStyle w:val="Heading2"/>
       </w:pPr>
       <w:r>
         <w:t xml:space="preserve">GLM with Gaussian (Normal) Distribution: Setup</w:t>
@@ -2957,20 +3106,20 @@
       <w:r>
         <w:drawing>
           <wp:inline>
-            <wp:extent cx="3200400" cy="3200400"/>
+            <wp:extent cx="5334000" cy="5334000"/>
             <wp:effectExtent b="0" l="0" r="0" t="0"/>
-            <wp:docPr descr="" title="" id="28" name="Picture"/>
+            <wp:docPr descr="" title="" id="33" name="Picture"/>
             <a:graphic>
               <a:graphicData uri="http://schemas.openxmlformats.org/drawingml/2006/picture">
                 <pic:pic>
                   <pic:nvPicPr>
-                    <pic:cNvPr descr="glm_logistic_regression_lecture_files/figure-docx/summarygaussian_2a-1.png" id="29" name="Picture"/>
+                    <pic:cNvPr descr="glm_logistic_regression_lecture_files/figure-docx/summarygaussian_2a-1.png" id="34" name="Picture"/>
                     <pic:cNvPicPr>
                       <a:picLocks noChangeArrowheads="1" noChangeAspect="1"/>
                     </pic:cNvPicPr>
                   </pic:nvPicPr>
                   <pic:blipFill>
-                    <a:blip r:embed="rId27"/>
+                    <a:blip r:embed="rId32"/>
                     <a:stretch>
                       <a:fillRect/>
                     </a:stretch>
@@ -2978,7 +3127,7 @@
                   <pic:spPr bwMode="auto">
                     <a:xfrm>
                       <a:off x="0" y="0"/>
-                      <a:ext cx="3200400" cy="3200400"/>
+                      <a:ext cx="5334000" cy="5334000"/>
                     </a:xfrm>
                     <a:prstGeom prst="rect">
                       <a:avLst/>
@@ -2997,11 +3146,11 @@
         </w:drawing>
       </w:r>
     </w:p>
-    <w:bookmarkEnd w:id="30"/>
-    <w:bookmarkStart w:id="31" w:name="X8f02e7836bcfceb634ff301c81eeedc9c950d64"/>
-    <w:p>
-      <w:pPr>
-        <w:pStyle w:val="Heading1"/>
+    <w:bookmarkEnd w:id="35"/>
+    <w:bookmarkStart w:id="36" w:name="X8f02e7836bcfceb634ff301c81eeedc9c950d64"/>
+    <w:p>
+      <w:pPr>
+        <w:pStyle w:val="Heading2"/>
       </w:pPr>
       <w:r>
         <w:t xml:space="preserve">GLM with Gaussian (Normal) Distribution: Setup</w:t>
@@ -3340,11 +3489,11 @@
         <w:t xml:space="preserve">## F-statistic: 37.31 on 2 and 27 DF,  p-value: 1.697e-08</w:t>
       </w:r>
     </w:p>
-    <w:bookmarkEnd w:id="31"/>
-    <w:bookmarkStart w:id="32" w:name="X1d36f5f84df9d82d1d7816f1b53d1d6f4494bb9"/>
-    <w:p>
-      <w:pPr>
-        <w:pStyle w:val="Heading1"/>
+    <w:bookmarkEnd w:id="36"/>
+    <w:bookmarkStart w:id="37" w:name="X1d36f5f84df9d82d1d7816f1b53d1d6f4494bb9"/>
+    <w:p>
+      <w:pPr>
+        <w:pStyle w:val="Heading2"/>
       </w:pPr>
       <w:r>
         <w:t xml:space="preserve">GLM with Gaussian (Normal) Distribution: Setup</w:t>
@@ -3770,11 +3919,11 @@
         <w:t xml:space="preserve">## Number of Fisher Scoring iterations: 2</w:t>
       </w:r>
     </w:p>
-    <w:bookmarkEnd w:id="32"/>
-    <w:bookmarkStart w:id="36" w:name="glm-with-gaussian-distribution-analysis"/>
-    <w:p>
-      <w:pPr>
-        <w:pStyle w:val="Heading1"/>
+    <w:bookmarkEnd w:id="37"/>
+    <w:bookmarkStart w:id="41" w:name="glm-with-gaussian-distribution-analysis"/>
+    <w:p>
+      <w:pPr>
+        <w:pStyle w:val="Heading2"/>
       </w:pPr>
       <w:r>
         <w:t xml:space="preserve">GLM with Gaussian Distribution: Analysis</w:t>
@@ -4126,20 +4275,20 @@
       <w:r>
         <w:drawing>
           <wp:inline>
-            <wp:extent cx="3200400" cy="3200400"/>
+            <wp:extent cx="5334000" cy="5334000"/>
             <wp:effectExtent b="0" l="0" r="0" t="0"/>
-            <wp:docPr descr="" title="" id="34" name="Picture"/>
+            <wp:docPr descr="" title="" id="39" name="Picture"/>
             <a:graphic>
               <a:graphicData uri="http://schemas.openxmlformats.org/drawingml/2006/picture">
                 <pic:pic>
                   <pic:nvPicPr>
-                    <pic:cNvPr descr="glm_logistic_regression_lecture_files/figure-docx/gaussian-plot-1.png" id="35" name="Picture"/>
+                    <pic:cNvPr descr="glm_logistic_regression_lecture_files/figure-docx/gaussian-plot-1.png" id="40" name="Picture"/>
                     <pic:cNvPicPr>
                       <a:picLocks noChangeArrowheads="1" noChangeAspect="1"/>
                     </pic:cNvPicPr>
                   </pic:nvPicPr>
                   <pic:blipFill>
-                    <a:blip r:embed="rId33"/>
+                    <a:blip r:embed="rId38"/>
                     <a:stretch>
                       <a:fillRect/>
                     </a:stretch>
@@ -4147,7 +4296,7 @@
                   <pic:spPr bwMode="auto">
                     <a:xfrm>
                       <a:off x="0" y="0"/>
-                      <a:ext cx="3200400" cy="3200400"/>
+                      <a:ext cx="5334000" cy="5334000"/>
                     </a:xfrm>
                     <a:prstGeom prst="rect">
                       <a:avLst/>
@@ -4166,17 +4315,17 @@
         </w:drawing>
       </w:r>
     </w:p>
-    <w:bookmarkEnd w:id="36"/>
-    <w:bookmarkStart w:id="38" w:name="X202a505c33eddf7cab8e1c52fd57adbf717c8db"/>
-    <w:p>
-      <w:pPr>
-        <w:pStyle w:val="Heading1"/>
+    <w:bookmarkEnd w:id="41"/>
+    <w:bookmarkStart w:id="43" w:name="X202a505c33eddf7cab8e1c52fd57adbf717c8db"/>
+    <w:p>
+      <w:pPr>
+        <w:pStyle w:val="Heading2"/>
       </w:pPr>
       <w:r>
         <w:t xml:space="preserve">Equivalence of Linear Models and Gaussian GLMs</w:t>
       </w:r>
     </w:p>
-    <w:bookmarkStart w:id="37" w:name="X86a2ef85f5dc52ec29a8bd67dd90d1cd71cfb1f"/>
+    <w:bookmarkStart w:id="42" w:name="X86a2ef85f5dc52ec29a8bd67dd90d1cd71cfb1f"/>
     <w:p>
       <w:pPr>
         <w:pStyle w:val="Heading3"/>
@@ -4277,12 +4426,22 @@
         <w:t xml:space="preserve">is why a Poisson model works</w:t>
       </w:r>
     </w:p>
-    <w:bookmarkEnd w:id="37"/>
-    <w:bookmarkEnd w:id="38"/>
-    <w:bookmarkStart w:id="39" w:name="glm-with-poisson-distribution-setup"/>
-    <w:p>
-      <w:pPr>
-        <w:pStyle w:val="Heading1"/>
+    <w:bookmarkEnd w:id="42"/>
+    <w:bookmarkEnd w:id="43"/>
+    <w:bookmarkStart w:id="44" w:name="part-3-poisson-glms-for-count-data"/>
+    <w:p>
+      <w:pPr>
+        <w:pStyle w:val="Heading2"/>
+      </w:pPr>
+      <w:r>
+        <w:t xml:space="preserve">Part 3 · Poisson GLMs for Count Data</w:t>
+      </w:r>
+    </w:p>
+    <w:bookmarkEnd w:id="44"/>
+    <w:bookmarkStart w:id="45" w:name="glm-with-poisson-distribution-setup"/>
+    <w:p>
+      <w:pPr>
+        <w:pStyle w:val="Heading2"/>
       </w:pPr>
       <w:r>
         <w:t xml:space="preserve">GLM with Poisson Distribution: Setup</w:t>
@@ -4465,11 +4624,11 @@
         <w:t xml:space="preserve">rounded quarter-mile time and the number of cylinders:</w:t>
       </w:r>
     </w:p>
-    <w:bookmarkEnd w:id="39"/>
-    <w:bookmarkStart w:id="40" w:name="Xb00853a8cdd84cfc5329b6bc5003b388c4b5a65"/>
-    <w:p>
-      <w:pPr>
-        <w:pStyle w:val="Heading1"/>
+    <w:bookmarkEnd w:id="45"/>
+    <w:bookmarkStart w:id="46" w:name="Xb00853a8cdd84cfc5329b6bc5003b388c4b5a65"/>
+    <w:p>
+      <w:pPr>
+        <w:pStyle w:val="Heading2"/>
       </w:pPr>
       <w:r>
         <w:t xml:space="preserve">Fit Poisson GLM with size_category as predictor</w:t>
@@ -5031,11 +5190,11 @@
         <w:t xml:space="preserve">## Number of Fisher Scoring iterations: 5</w:t>
       </w:r>
     </w:p>
-    <w:bookmarkEnd w:id="40"/>
-    <w:bookmarkStart w:id="41" w:name="glm-with-poisson-distribution-setup-1"/>
-    <w:p>
-      <w:pPr>
-        <w:pStyle w:val="Heading1"/>
+    <w:bookmarkEnd w:id="46"/>
+    <w:bookmarkStart w:id="47" w:name="glm-with-poisson-distribution-setup-1"/>
+    <w:p>
+      <w:pPr>
+        <w:pStyle w:val="Heading2"/>
       </w:pPr>
       <w:r>
         <w:t xml:space="preserve">GLM with Poisson Distribution: Setup</w:t>
@@ -5287,11 +5446,11 @@
         <w:t xml:space="preserve">## Signif. codes:  0 '***' 0.001 '**' 0.01 '*' 0.05 '.' 0.1 ' ' 1</w:t>
       </w:r>
     </w:p>
-    <w:bookmarkEnd w:id="41"/>
-    <w:bookmarkStart w:id="42" w:name="glm-with-poisson-distribution-setup-2"/>
-    <w:p>
-      <w:pPr>
-        <w:pStyle w:val="Heading1"/>
+    <w:bookmarkEnd w:id="47"/>
+    <w:bookmarkStart w:id="48" w:name="glm-with-poisson-distribution-setup-2"/>
+    <w:p>
+      <w:pPr>
+        <w:pStyle w:val="Heading2"/>
       </w:pPr>
       <w:r>
         <w:t xml:space="preserve">GLM with Poisson Distribution: Setup</w:t>
@@ -5919,11 +6078,11 @@
         <w:t xml:space="preserve">## Dispersion parameter: 6.05</w:t>
       </w:r>
     </w:p>
-    <w:bookmarkEnd w:id="42"/>
-    <w:bookmarkStart w:id="43" w:name="glm-with-poisson-distribution-setup-3"/>
-    <w:p>
-      <w:pPr>
-        <w:pStyle w:val="Heading1"/>
+    <w:bookmarkEnd w:id="48"/>
+    <w:bookmarkStart w:id="49" w:name="glm-with-poisson-distribution-setup-3"/>
+    <w:p>
+      <w:pPr>
+        <w:pStyle w:val="Heading2"/>
       </w:pPr>
       <w:r>
         <w:t xml:space="preserve">GLM with Poisson Distribution: Setup</w:t>
@@ -6360,11 +6519,11 @@
         <w:t xml:space="preserve">##       But we also did not show them to be the same.</w:t>
       </w:r>
     </w:p>
-    <w:bookmarkEnd w:id="43"/>
-    <w:bookmarkStart w:id="48" w:name="X627b8e984623a89b6e7c0d5a78e0305d3b31ebe"/>
-    <w:p>
-      <w:pPr>
-        <w:pStyle w:val="Heading1"/>
+    <w:bookmarkEnd w:id="49"/>
+    <w:bookmarkStart w:id="54" w:name="X627b8e984623a89b6e7c0d5a78e0305d3b31ebe"/>
+    <w:p>
+      <w:pPr>
+        <w:pStyle w:val="Heading2"/>
       </w:pPr>
       <w:r>
         <w:t xml:space="preserve">Poisson GLM: Visualization and Interpretation</w:t>
@@ -6403,20 +6562,20 @@
       <w:r>
         <w:drawing>
           <wp:inline>
-            <wp:extent cx="3200400" cy="3200400"/>
+            <wp:extent cx="5334000" cy="5334000"/>
             <wp:effectExtent b="0" l="0" r="0" t="0"/>
-            <wp:docPr descr="" title="" id="45" name="Picture"/>
+            <wp:docPr descr="" title="" id="51" name="Picture"/>
             <a:graphic>
               <a:graphicData uri="http://schemas.openxmlformats.org/drawingml/2006/picture">
                 <pic:pic>
                   <pic:nvPicPr>
-                    <pic:cNvPr descr="glm_logistic_regression_lecture_files/figure-docx/poisson-plot-1.png" id="46" name="Picture"/>
+                    <pic:cNvPr descr="glm_logistic_regression_lecture_files/figure-docx/poisson-plot-1.png" id="52" name="Picture"/>
                     <pic:cNvPicPr>
                       <a:picLocks noChangeArrowheads="1" noChangeAspect="1"/>
                     </pic:cNvPicPr>
                   </pic:nvPicPr>
                   <pic:blipFill>
-                    <a:blip r:embed="rId44"/>
+                    <a:blip r:embed="rId50"/>
                     <a:stretch>
                       <a:fillRect/>
                     </a:stretch>
@@ -6424,7 +6583,7 @@
                   <pic:spPr bwMode="auto">
                     <a:xfrm>
                       <a:off x="0" y="0"/>
-                      <a:ext cx="3200400" cy="3200400"/>
+                      <a:ext cx="5334000" cy="5334000"/>
                     </a:xfrm>
                     <a:prstGeom prst="rect">
                       <a:avLst/>
@@ -6443,7 +6602,7 @@
         </w:drawing>
       </w:r>
     </w:p>
-    <w:bookmarkStart w:id="47" w:name="interpreting-poisson-glm-coefficients"/>
+    <w:bookmarkStart w:id="53" w:name="interpreting-poisson-glm-coefficients"/>
     <w:p>
       <w:pPr>
         <w:pStyle w:val="Heading3"/>
@@ -6534,12 +6693,12 @@
         <w:t xml:space="preserve">= 0.90 = the expected count is 90% of reference</w:t>
       </w:r>
     </w:p>
-    <w:bookmarkEnd w:id="47"/>
-    <w:bookmarkEnd w:id="48"/>
-    <w:bookmarkStart w:id="49" w:name="comparison-of-interpretation"/>
-    <w:p>
-      <w:pPr>
-        <w:pStyle w:val="Heading1"/>
+    <w:bookmarkEnd w:id="53"/>
+    <w:bookmarkEnd w:id="54"/>
+    <w:bookmarkStart w:id="55" w:name="comparison-of-interpretation"/>
+    <w:p>
+      <w:pPr>
+        <w:pStyle w:val="Heading2"/>
       </w:pPr>
       <w:r>
         <w:t xml:space="preserve">Comparison of interpretation</w:t>
@@ -6782,11 +6941,11 @@
         </w:tc>
       </w:tr>
     </w:tbl>
-    <w:bookmarkEnd w:id="49"/>
-    <w:bookmarkStart w:id="53" w:name="checking-model-assumptions-with-dharma"/>
-    <w:p>
-      <w:pPr>
-        <w:pStyle w:val="Heading1"/>
+    <w:bookmarkEnd w:id="55"/>
+    <w:bookmarkStart w:id="59" w:name="checking-model-assumptions-with-dharma"/>
+    <w:p>
+      <w:pPr>
+        <w:pStyle w:val="Heading2"/>
       </w:pPr>
       <w:r>
         <w:t xml:space="preserve">Checking Model Assumptions with DHARMa</w:t>
@@ -6799,20 +6958,20 @@
       <w:r>
         <w:drawing>
           <wp:inline>
-            <wp:extent cx="5486400" cy="5486400"/>
+            <wp:extent cx="5334000" cy="5334000"/>
             <wp:effectExtent b="0" l="0" r="0" t="0"/>
-            <wp:docPr descr="" title="" id="51" name="Picture"/>
+            <wp:docPr descr="" title="" id="57" name="Picture"/>
             <a:graphic>
               <a:graphicData uri="http://schemas.openxmlformats.org/drawingml/2006/picture">
                 <pic:pic>
                   <pic:nvPicPr>
-                    <pic:cNvPr descr="glm_logistic_regression_lecture_files/figure-docx/gala-poisson-diagnostics-1.png" id="52" name="Picture"/>
+                    <pic:cNvPr descr="glm_logistic_regression_lecture_files/figure-docx/gala-poisson-diagnostics-1.png" id="58" name="Picture"/>
                     <pic:cNvPicPr>
                       <a:picLocks noChangeArrowheads="1" noChangeAspect="1"/>
                     </pic:cNvPicPr>
                   </pic:nvPicPr>
                   <pic:blipFill>
-                    <a:blip r:embed="rId50"/>
+                    <a:blip r:embed="rId56"/>
                     <a:stretch>
                       <a:fillRect/>
                     </a:stretch>
@@ -6820,7 +6979,7 @@
                   <pic:spPr bwMode="auto">
                     <a:xfrm>
                       <a:off x="0" y="0"/>
-                      <a:ext cx="5486400" cy="5486400"/>
+                      <a:ext cx="5334000" cy="5334000"/>
                     </a:xfrm>
                     <a:prstGeom prst="rect">
                       <a:avLst/>
@@ -6839,11 +6998,11 @@
         </w:drawing>
       </w:r>
     </w:p>
-    <w:bookmarkEnd w:id="53"/>
-    <w:bookmarkStart w:id="57" w:name="Xb69db3faae37e8c6ad63fbb58723a1f4afc167c"/>
-    <w:p>
-      <w:pPr>
-        <w:pStyle w:val="Heading1"/>
+    <w:bookmarkEnd w:id="59"/>
+    <w:bookmarkStart w:id="63" w:name="Xb69db3faae37e8c6ad63fbb58723a1f4afc167c"/>
+    <w:p>
+      <w:pPr>
+        <w:pStyle w:val="Heading2"/>
       </w:pPr>
       <w:r>
         <w:t xml:space="preserve">Dealing with Overdispersion in Count Data</w:t>
@@ -7198,20 +7357,20 @@
       <w:r>
         <w:drawing>
           <wp:inline>
-            <wp:extent cx="3200400" cy="3200400"/>
+            <wp:extent cx="5334000" cy="5334000"/>
             <wp:effectExtent b="0" l="0" r="0" t="0"/>
-            <wp:docPr descr="" title="" id="55" name="Picture"/>
+            <wp:docPr descr="" title="" id="61" name="Picture"/>
             <a:graphic>
               <a:graphicData uri="http://schemas.openxmlformats.org/drawingml/2006/picture">
                 <pic:pic>
                   <pic:nvPicPr>
-                    <pic:cNvPr descr="glm_logistic_regression_lecture_files/figure-docx/gala-compare-models-1.png" id="56" name="Picture"/>
+                    <pic:cNvPr descr="glm_logistic_regression_lecture_files/figure-docx/gala-compare-models-1.png" id="62" name="Picture"/>
                     <pic:cNvPicPr>
                       <a:picLocks noChangeArrowheads="1" noChangeAspect="1"/>
                     </pic:cNvPicPr>
                   </pic:nvPicPr>
                   <pic:blipFill>
-                    <a:blip r:embed="rId54"/>
+                    <a:blip r:embed="rId60"/>
                     <a:stretch>
                       <a:fillRect/>
                     </a:stretch>
@@ -7219,7 +7378,7 @@
                   <pic:spPr bwMode="auto">
                     <a:xfrm>
                       <a:off x="0" y="0"/>
-                      <a:ext cx="3200400" cy="3200400"/>
+                      <a:ext cx="5334000" cy="5334000"/>
                     </a:xfrm>
                     <a:prstGeom prst="rect">
                       <a:avLst/>
@@ -7238,11 +7397,21 @@
         </w:drawing>
       </w:r>
     </w:p>
-    <w:bookmarkEnd w:id="57"/>
-    <w:bookmarkStart w:id="61" w:name="logistic-regression---introduction"/>
-    <w:p>
-      <w:pPr>
-        <w:pStyle w:val="Heading1"/>
+    <w:bookmarkEnd w:id="63"/>
+    <w:bookmarkStart w:id="64" w:name="part-4-logistic-regression"/>
+    <w:p>
+      <w:pPr>
+        <w:pStyle w:val="Heading2"/>
+      </w:pPr>
+      <w:r>
+        <w:t xml:space="preserve">Part 4 · Logistic Regression</w:t>
+      </w:r>
+    </w:p>
+    <w:bookmarkEnd w:id="64"/>
+    <w:bookmarkStart w:id="70" w:name="logistic-regression---introduction"/>
+    <w:p>
+      <w:pPr>
+        <w:pStyle w:val="Heading2"/>
       </w:pPr>
       <w:r>
         <w:t xml:space="preserve">Logistic Regression - Introduction</w:t>
@@ -7749,27 +7918,156 @@
         <w:t xml:space="preserve">from -∞ to +∞.</w:t>
       </w:r>
     </w:p>
-    <w:p>
-      <w:pPr>
-        <w:pStyle w:val="FirstParagraph"/>
+    <w:tbl>
+      <w:tblPr>
+        <w:tblStyle w:val="Table"/>
+        <w:tblLook w:firstRow="0" w:lastRow="0" w:firstColumn="0" w:lastColumn="0" w:noHBand="0" w:noVBand="0" w:val="0000"/>
+        <w:tblBorders>
+          <w:top w:val="single" w:sz="4" w:space="0" w:color="0758E5"/>
+          <w:left w:val="single" w:sz="24" w:space="0" w:color="0758E5"/>
+          <w:bottom w:val="single" w:sz="4" w:space="0" w:color="0758E5"/>
+          <w:right w:val="single" w:sz="4" w:space="0" w:color="0758E5"/>
+        </w:tblBorders>
+        <w:tblCellMar>
+          <w:left w:w="144" w:type="dxa"/>
+          <w:right w:w="144" w:type="dxa"/>
+        </w:tblCellMar>
+        <w:tblLook w:firstRow="0" w:lastRow="0" w:firstColumn="0" w:lastColumn="0" w:noHBand="0" w:noVBand="0" w:val="0000"/>
+      </w:tblPr>
+      <w:tr>
+        <w:trPr>
+          <w:cantSplit/>
+        </w:trPr>
+        <w:tc>
+          <w:tcPr>
+            <w:shd w:color="auto" w:fill="dae6fb" w:val="clear"/>
+            <w:tcMar>
+              <w:top w:w="92" w:type="dxa"/>
+              <w:bottom w:w="92" w:type="dxa"/>
+            </w:tcMar>
+          </w:tcPr>
+          <w:p>
+            <w:pPr>
+              <w:pStyle w:val="FirstParagraph"/>
+            </w:pPr>
+            <w:pPr>
+              <w:spacing w:before="0" w:after="0"/>
+              <w:textAlignment w:val="center"/>
+            </w:pPr>
+            <w:r>
+              <w:drawing>
+                <wp:inline>
+                  <wp:extent cx="152400" cy="152400"/>
+                  <wp:effectExtent b="0" l="0" r="0" t="0"/>
+                  <wp:docPr descr="" title="" id="65" name="Picture"/>
+                  <a:graphic>
+                    <a:graphicData uri="http://schemas.openxmlformats.org/drawingml/2006/picture">
+                      <pic:pic>
+                        <pic:nvPicPr>
+                          <pic:cNvPr descr="/Applications/Positron.app/Contents/Resources/app/quarto/share/formats/docx/note.png" id="66" name="Picture"/>
+                          <pic:cNvPicPr>
+                            <a:picLocks noChangeArrowheads="1" noChangeAspect="1"/>
+                          </pic:cNvPicPr>
+                        </pic:nvPicPr>
+                        <pic:blipFill>
+                          <a:blip r:embed="rId14"/>
+                          <a:stretch>
+                            <a:fillRect/>
+                          </a:stretch>
+                        </pic:blipFill>
+                        <pic:spPr bwMode="auto">
+                          <a:xfrm>
+                            <a:off x="0" y="0"/>
+                            <a:ext cx="152400" cy="152400"/>
+                          </a:xfrm>
+                          <a:prstGeom prst="rect">
+                            <a:avLst/>
+                          </a:prstGeom>
+                          <a:noFill/>
+                          <a:ln w="9525">
+                            <a:noFill/>
+                            <a:headEnd/>
+                            <a:tailEnd/>
+                          </a:ln>
+                        </pic:spPr>
+                      </pic:pic>
+                    </a:graphicData>
+                  </a:graphic>
+                </wp:inline>
+              </w:drawing>
+            </w:r>
+            <w:r>
+              <w:t xml:space="preserve"> </w:t>
+            </w:r>
+            <w:r>
+              <w:t xml:space="preserve"> </w:t>
+            </w:r>
+            <w:r>
+              <w:t xml:space="preserve">Note</w:t>
+            </w:r>
+          </w:p>
+        </w:tc>
+      </w:tr>
+      <w:tr>
+        <w:trPr>
+          <w:cantSplit/>
+        </w:trPr>
+        <w:tc>
+          <w:tcPr>
+            <w:tcMar>
+              <w:top w:w="108" w:type="dxa"/>
+              <w:bottom w:w="108" w:type="dxa"/>
+            </w:tcMar>
+          </w:tcPr>
+          <w:p>
+            <w:pPr>
+              <w:pStyle w:val="BodyText"/>
+            </w:pPr>
+            <w:pPr>
+              <w:spacing w:before="16" w:after="16"/>
+            </w:pPr>
+            <w:r>
+              <w:t xml:space="preserve">Gotelli &amp; Ellison,</w:t>
+            </w:r>
+            <w:r>
+              <w:t xml:space="preserve"> </w:t>
+            </w:r>
+            <w:r>
+              <w:rPr>
+                <w:i/>
+                <w:iCs/>
+              </w:rPr>
+              <w:t xml:space="preserve">A Primer of Ecological Statistics</w:t>
+            </w:r>
+            <w:r>
+              <w:t xml:space="preserve">, Ch. 11 — The Analysis of Categorical Data, for logistic regression and binomial GLMs.</w:t>
+            </w:r>
+          </w:p>
+          <w:p/>
+        </w:tc>
+      </w:tr>
+    </w:tbl>
+    <w:p>
+      <w:pPr>
+        <w:pStyle w:val="BodyText"/>
       </w:pPr>
       <w:r>
         <w:drawing>
           <wp:inline>
-            <wp:extent cx="3200400" cy="3200400"/>
+            <wp:extent cx="5334000" cy="5334000"/>
             <wp:effectExtent b="0" l="0" r="0" t="0"/>
-            <wp:docPr descr="" title="" id="59" name="Picture"/>
+            <wp:docPr descr="" title="" id="68" name="Picture"/>
             <a:graphic>
               <a:graphicData uri="http://schemas.openxmlformats.org/drawingml/2006/picture">
                 <pic:pic>
                   <pic:nvPicPr>
-                    <pic:cNvPr descr="glm_logistic_regression_lecture_files/figure-docx/logistic-curve-1.png" id="60" name="Picture"/>
+                    <pic:cNvPr descr="glm_logistic_regression_lecture_files/figure-docx/logistic-curve-1.png" id="69" name="Picture"/>
                     <pic:cNvPicPr>
                       <a:picLocks noChangeArrowheads="1" noChangeAspect="1"/>
                     </pic:cNvPicPr>
                   </pic:nvPicPr>
                   <pic:blipFill>
-                    <a:blip r:embed="rId58"/>
+                    <a:blip r:embed="rId67"/>
                     <a:stretch>
                       <a:fillRect/>
                     </a:stretch>
@@ -7777,7 +8075,7 @@
                   <pic:spPr bwMode="auto">
                     <a:xfrm>
                       <a:off x="0" y="0"/>
-                      <a:ext cx="3200400" cy="3200400"/>
+                      <a:ext cx="5334000" cy="5334000"/>
                     </a:xfrm>
                     <a:prstGeom prst="rect">
                       <a:avLst/>
@@ -7796,11 +8094,11 @@
         </w:drawing>
       </w:r>
     </w:p>
-    <w:bookmarkEnd w:id="61"/>
-    <w:bookmarkStart w:id="65" w:name="example-lizard-presence-on-islands"/>
-    <w:p>
-      <w:pPr>
-        <w:pStyle w:val="Heading1"/>
+    <w:bookmarkEnd w:id="70"/>
+    <w:bookmarkStart w:id="74" w:name="example-lizard-presence-on-islands"/>
+    <w:p>
+      <w:pPr>
+        <w:pStyle w:val="Heading2"/>
       </w:pPr>
       <w:r>
         <w:t xml:space="preserve">Example: Lizard Presence on Islands</w:t>
@@ -7843,20 +8141,20 @@
       <w:r>
         <w:drawing>
           <wp:inline>
-            <wp:extent cx="3200400" cy="3200400"/>
+            <wp:extent cx="5334000" cy="5334000"/>
             <wp:effectExtent b="0" l="0" r="0" t="0"/>
-            <wp:docPr descr="" title="" id="63" name="Picture"/>
+            <wp:docPr descr="" title="" id="72" name="Picture"/>
             <a:graphic>
               <a:graphicData uri="http://schemas.openxmlformats.org/drawingml/2006/picture">
                 <pic:pic>
                   <pic:nvPicPr>
-                    <pic:cNvPr descr="glm_logistic_regression_lecture_files/figure-docx/lizard-data-1.png" id="64" name="Picture"/>
+                    <pic:cNvPr descr="glm_logistic_regression_lecture_files/figure-docx/lizard-data-1.png" id="73" name="Picture"/>
                     <pic:cNvPicPr>
                       <a:picLocks noChangeArrowheads="1" noChangeAspect="1"/>
                     </pic:cNvPicPr>
                   </pic:nvPicPr>
                   <pic:blipFill>
-                    <a:blip r:embed="rId62"/>
+                    <a:blip r:embed="rId71"/>
                     <a:stretch>
                       <a:fillRect/>
                     </a:stretch>
@@ -7864,7 +8162,7 @@
                   <pic:spPr bwMode="auto">
                     <a:xfrm>
                       <a:off x="0" y="0"/>
-                      <a:ext cx="3200400" cy="3200400"/>
+                      <a:ext cx="5334000" cy="5334000"/>
                     </a:xfrm>
                     <a:prstGeom prst="rect">
                       <a:avLst/>
@@ -7883,11 +8181,11 @@
         </w:drawing>
       </w:r>
     </w:p>
-    <w:bookmarkEnd w:id="65"/>
-    <w:bookmarkStart w:id="66" w:name="example-lizard-presence-on-islands-1"/>
-    <w:p>
-      <w:pPr>
-        <w:pStyle w:val="Heading1"/>
+    <w:bookmarkEnd w:id="74"/>
+    <w:bookmarkStart w:id="75" w:name="example-lizard-presence-on-islands-1"/>
+    <w:p>
+      <w:pPr>
+        <w:pStyle w:val="Heading2"/>
       </w:pPr>
       <w:r>
         <w:t xml:space="preserve">Example: Lizard Presence on Islands</w:t>
@@ -8255,11 +8553,11 @@
         <w:t xml:space="preserve">## Number of Fisher Scoring iterations: 6</w:t>
       </w:r>
     </w:p>
-    <w:bookmarkEnd w:id="66"/>
-    <w:bookmarkStart w:id="70" w:name="lizard-example-visualization-and-testing"/>
-    <w:p>
-      <w:pPr>
-        <w:pStyle w:val="Heading1"/>
+    <w:bookmarkEnd w:id="75"/>
+    <w:bookmarkStart w:id="79" w:name="lizard-example-visualization-and-testing"/>
+    <w:p>
+      <w:pPr>
+        <w:pStyle w:val="Heading2"/>
       </w:pPr>
       <w:r>
         <w:t xml:space="preserve">Lizard Example: Visualization and Testing</w:t>
@@ -8280,20 +8578,20 @@
       <w:r>
         <w:drawing>
           <wp:inline>
-            <wp:extent cx="3200400" cy="3200400"/>
+            <wp:extent cx="5334000" cy="5334000"/>
             <wp:effectExtent b="0" l="0" r="0" t="0"/>
-            <wp:docPr descr="" title="" id="68" name="Picture"/>
+            <wp:docPr descr="" title="" id="77" name="Picture"/>
             <a:graphic>
               <a:graphicData uri="http://schemas.openxmlformats.org/drawingml/2006/picture">
                 <pic:pic>
                   <pic:nvPicPr>
-                    <pic:cNvPr descr="glm_logistic_regression_lecture_files/figure-docx/lizard-plot-1.png" id="69" name="Picture"/>
+                    <pic:cNvPr descr="glm_logistic_regression_lecture_files/figure-docx/lizard-plot-1.png" id="78" name="Picture"/>
                     <pic:cNvPicPr>
                       <a:picLocks noChangeArrowheads="1" noChangeAspect="1"/>
                     </pic:cNvPicPr>
                   </pic:nvPicPr>
                   <pic:blipFill>
-                    <a:blip r:embed="rId67"/>
+                    <a:blip r:embed="rId76"/>
                     <a:stretch>
                       <a:fillRect/>
                     </a:stretch>
@@ -8301,7 +8599,7 @@
                   <pic:spPr bwMode="auto">
                     <a:xfrm>
                       <a:off x="0" y="0"/>
-                      <a:ext cx="3200400" cy="3200400"/>
+                      <a:ext cx="5334000" cy="5334000"/>
                     </a:xfrm>
                     <a:prstGeom prst="rect">
                       <a:avLst/>
@@ -8663,17 +8961,17 @@
         <w:t xml:space="preserve">## Signif. codes:  0 '***' 0.001 '**' 0.01 '*' 0.05 '.' 0.1 ' ' 1</w:t>
       </w:r>
     </w:p>
-    <w:bookmarkEnd w:id="70"/>
-    <w:bookmarkStart w:id="72" w:name="interpreting-the-odds-ratio"/>
-    <w:p>
-      <w:pPr>
-        <w:pStyle w:val="Heading1"/>
+    <w:bookmarkEnd w:id="79"/>
+    <w:bookmarkStart w:id="81" w:name="interpreting-the-odds-ratio"/>
+    <w:p>
+      <w:pPr>
+        <w:pStyle w:val="Heading2"/>
       </w:pPr>
       <w:r>
         <w:t xml:space="preserve">Interpreting the Odds Ratio</w:t>
       </w:r>
     </w:p>
-    <w:bookmarkStart w:id="71" w:name="working-with-odds-ratios"/>
+    <w:bookmarkStart w:id="80" w:name="working-with-odds-ratios"/>
     <w:p>
       <w:pPr>
         <w:pStyle w:val="Heading3"/>
@@ -9164,12 +9462,12 @@
         <w:t xml:space="preserve">##  95% CI: 0.753 to 0.932</w:t>
       </w:r>
     </w:p>
-    <w:bookmarkEnd w:id="71"/>
-    <w:bookmarkEnd w:id="72"/>
-    <w:bookmarkStart w:id="73" w:name="assessing-model-fit"/>
-    <w:p>
-      <w:pPr>
-        <w:pStyle w:val="Heading1"/>
+    <w:bookmarkEnd w:id="80"/>
+    <w:bookmarkEnd w:id="81"/>
+    <w:bookmarkStart w:id="82" w:name="assessing-model-fit"/>
+    <w:p>
+      <w:pPr>
+        <w:pStyle w:val="Heading2"/>
       </w:pPr>
       <w:r>
         <w:t xml:space="preserve">Assessing Model Fit</w:t>
@@ -9398,11 +9696,21 @@
         <w:t xml:space="preserve">## X-squared = 2.4032, df = 8, p-value = 0.9661</w:t>
       </w:r>
     </w:p>
-    <w:bookmarkEnd w:id="73"/>
-    <w:bookmarkStart w:id="74" w:name="multiple-logistic-regression-setup"/>
-    <w:p>
-      <w:pPr>
-        <w:pStyle w:val="Heading1"/>
+    <w:bookmarkEnd w:id="82"/>
+    <w:bookmarkStart w:id="83" w:name="part-5-multiple-logistic-regression"/>
+    <w:p>
+      <w:pPr>
+        <w:pStyle w:val="Heading2"/>
+      </w:pPr>
+      <w:r>
+        <w:t xml:space="preserve">Part 5 · Multiple Logistic Regression</w:t>
+      </w:r>
+    </w:p>
+    <w:bookmarkEnd w:id="83"/>
+    <w:bookmarkStart w:id="84" w:name="multiple-logistic-regression-setup"/>
+    <w:p>
+      <w:pPr>
+        <w:pStyle w:val="Heading2"/>
       </w:pPr>
       <w:r>
         <w:t xml:space="preserve">Multiple Logistic Regression: Setup</w:t>
@@ -10014,11 +10322,11 @@
         <w:t xml:space="preserve">## Signif. codes:  0 '***' 0.001 '**' 0.01 '*' 0.05 '.' 0.1 ' ' 1</w:t>
       </w:r>
     </w:p>
-    <w:bookmarkEnd w:id="74"/>
-    <w:bookmarkStart w:id="75" w:name="multiple-logistic-regression-odds-ratios"/>
-    <w:p>
-      <w:pPr>
-        <w:pStyle w:val="Heading1"/>
+    <w:bookmarkEnd w:id="84"/>
+    <w:bookmarkStart w:id="85" w:name="multiple-logistic-regression-odds-ratios"/>
+    <w:p>
+      <w:pPr>
+        <w:pStyle w:val="Heading2"/>
       </w:pPr>
       <w:r>
         <w:t xml:space="preserve">Multiple Logistic Regression: Odds Ratios</w:t>
@@ -10070,11 +10378,11 @@
         <w:t xml:space="preserve">## shrub_cover shrub_cover    1.2129 (1.0645, 1.7909)</w:t>
       </w:r>
     </w:p>
-    <w:bookmarkEnd w:id="75"/>
-    <w:bookmarkStart w:id="79" w:name="visualizing-multiple-logistic-regression"/>
-    <w:p>
-      <w:pPr>
-        <w:pStyle w:val="Heading1"/>
+    <w:bookmarkEnd w:id="85"/>
+    <w:bookmarkStart w:id="89" w:name="visualizing-multiple-logistic-regression"/>
+    <w:p>
+      <w:pPr>
+        <w:pStyle w:val="Heading2"/>
       </w:pPr>
       <w:r>
         <w:t xml:space="preserve">Visualizing Multiple Logistic Regression</w:t>
@@ -10121,20 +10429,20 @@
       <w:r>
         <w:drawing>
           <wp:inline>
-            <wp:extent cx="5943600" cy="2971800"/>
+            <wp:extent cx="5334000" cy="5926666"/>
             <wp:effectExtent b="0" l="0" r="0" t="0"/>
-            <wp:docPr descr="" title="" id="77" name="Picture"/>
+            <wp:docPr descr="" title="" id="87" name="Picture"/>
             <a:graphic>
               <a:graphicData uri="http://schemas.openxmlformats.org/drawingml/2006/picture">
                 <pic:pic>
                   <pic:nvPicPr>
-                    <pic:cNvPr descr="glm_logistic_regression_lecture_files/figure-docx/visualize-effects-1.png" id="78" name="Picture"/>
+                    <pic:cNvPr descr="glm_logistic_regression_lecture_files/figure-docx/visualize-effects-1.png" id="88" name="Picture"/>
                     <pic:cNvPicPr>
                       <a:picLocks noChangeArrowheads="1" noChangeAspect="1"/>
                     </pic:cNvPicPr>
                   </pic:nvPicPr>
                   <pic:blipFill>
-                    <a:blip r:embed="rId76"/>
+                    <a:blip r:embed="rId86"/>
                     <a:stretch>
                       <a:fillRect/>
                     </a:stretch>
@@ -10142,7 +10450,7 @@
                   <pic:spPr bwMode="auto">
                     <a:xfrm>
                       <a:off x="0" y="0"/>
-                      <a:ext cx="5943600" cy="2971800"/>
+                      <a:ext cx="5334000" cy="5926666"/>
                     </a:xfrm>
                     <a:prstGeom prst="rect">
                       <a:avLst/>
@@ -10161,11 +10469,11 @@
         </w:drawing>
       </w:r>
     </w:p>
-    <w:bookmarkEnd w:id="79"/>
-    <w:bookmarkStart w:id="83" w:name="X37b3c1dd30d65b85abf6d1e81c950f7c0b40fc0"/>
-    <w:p>
-      <w:pPr>
-        <w:pStyle w:val="Heading1"/>
+    <w:bookmarkEnd w:id="89"/>
+    <w:bookmarkStart w:id="93" w:name="X37b3c1dd30d65b85abf6d1e81c950f7c0b40fc0"/>
+    <w:p>
+      <w:pPr>
+        <w:pStyle w:val="Heading2"/>
       </w:pPr>
       <w:r>
         <w:t xml:space="preserve">Assumptions and Diagnostics of Logistic Regression</w:t>
@@ -10242,20 +10550,20 @@
       <w:r>
         <w:drawing>
           <wp:inline>
-            <wp:extent cx="5486400" cy="5486400"/>
+            <wp:extent cx="5334000" cy="5334000"/>
             <wp:effectExtent b="0" l="0" r="0" t="0"/>
-            <wp:docPr descr="" title="" id="81" name="Picture"/>
+            <wp:docPr descr="" title="" id="91" name="Picture"/>
             <a:graphic>
               <a:graphicData uri="http://schemas.openxmlformats.org/drawingml/2006/picture">
                 <pic:pic>
                   <pic:nvPicPr>
-                    <pic:cNvPr descr="glm_logistic_regression_lecture_files/figure-docx/diagnostics-1.png" id="82" name="Picture"/>
+                    <pic:cNvPr descr="glm_logistic_regression_lecture_files/figure-docx/diagnostics-1.png" id="92" name="Picture"/>
                     <pic:cNvPicPr>
                       <a:picLocks noChangeArrowheads="1" noChangeAspect="1"/>
                     </pic:cNvPicPr>
                   </pic:nvPicPr>
                   <pic:blipFill>
-                    <a:blip r:embed="rId80"/>
+                    <a:blip r:embed="rId90"/>
                     <a:stretch>
                       <a:fillRect/>
                     </a:stretch>
@@ -10263,7 +10571,7 @@
                   <pic:spPr bwMode="auto">
                     <a:xfrm>
                       <a:off x="0" y="0"/>
-                      <a:ext cx="5486400" cy="5486400"/>
+                      <a:ext cx="5334000" cy="5334000"/>
                     </a:xfrm>
                     <a:prstGeom prst="rect">
                       <a:avLst/>
@@ -10282,11 +10590,11 @@
         </w:drawing>
       </w:r>
     </w:p>
-    <w:bookmarkEnd w:id="83"/>
-    <w:bookmarkStart w:id="84" w:name="model-comparison-and-selection"/>
-    <w:p>
-      <w:pPr>
-        <w:pStyle w:val="Heading1"/>
+    <w:bookmarkEnd w:id="93"/>
+    <w:bookmarkStart w:id="94" w:name="model-comparison-and-selection"/>
+    <w:p>
+      <w:pPr>
+        <w:pStyle w:val="Heading2"/>
       </w:pPr>
       <w:r>
         <w:t xml:space="preserve">Model Comparison and Selection</w:t>
@@ -10464,11 +10772,11 @@
         <w:t xml:space="preserve">## Specificity: 0.833</w:t>
       </w:r>
     </w:p>
-    <w:bookmarkEnd w:id="84"/>
-    <w:bookmarkStart w:id="88" w:name="publication-quality-figure"/>
-    <w:p>
-      <w:pPr>
-        <w:pStyle w:val="Heading1"/>
+    <w:bookmarkEnd w:id="94"/>
+    <w:bookmarkStart w:id="98" w:name="publication-quality-figure"/>
+    <w:p>
+      <w:pPr>
+        <w:pStyle w:val="Heading2"/>
       </w:pPr>
       <w:r>
         <w:t xml:space="preserve">Publication-Quality Figure</w:t>
@@ -10501,20 +10809,20 @@
       <w:r>
         <w:drawing>
           <wp:inline>
-            <wp:extent cx="3200400" cy="3200400"/>
+            <wp:extent cx="5334000" cy="5334000"/>
             <wp:effectExtent b="0" l="0" r="0" t="0"/>
-            <wp:docPr descr="" title="" id="86" name="Picture"/>
+            <wp:docPr descr="" title="" id="96" name="Picture"/>
             <a:graphic>
               <a:graphicData uri="http://schemas.openxmlformats.org/drawingml/2006/picture">
                 <pic:pic>
                   <pic:nvPicPr>
-                    <pic:cNvPr descr="glm_logistic_regression_lecture_files/figure-docx/publication-figure-1.png" id="87" name="Picture"/>
+                    <pic:cNvPr descr="glm_logistic_regression_lecture_files/figure-docx/publication-figure-1.png" id="97" name="Picture"/>
                     <pic:cNvPicPr>
                       <a:picLocks noChangeArrowheads="1" noChangeAspect="1"/>
                     </pic:cNvPicPr>
                   </pic:nvPicPr>
                   <pic:blipFill>
-                    <a:blip r:embed="rId85"/>
+                    <a:blip r:embed="rId95"/>
                     <a:stretch>
                       <a:fillRect/>
                     </a:stretch>
@@ -10522,7 +10830,7 @@
                   <pic:spPr bwMode="auto">
                     <a:xfrm>
                       <a:off x="0" y="0"/>
-                      <a:ext cx="3200400" cy="3200400"/>
+                      <a:ext cx="5334000" cy="5334000"/>
                     </a:xfrm>
                     <a:prstGeom prst="rect">
                       <a:avLst/>
@@ -10541,11 +10849,11 @@
         </w:drawing>
       </w:r>
     </w:p>
-    <w:bookmarkEnd w:id="88"/>
-    <w:bookmarkStart w:id="91" w:name="scientific-write-up-example"/>
-    <w:p>
-      <w:pPr>
-        <w:pStyle w:val="Heading1"/>
+    <w:bookmarkEnd w:id="98"/>
+    <w:bookmarkStart w:id="101" w:name="scientific-write-up-example"/>
+    <w:p>
+      <w:pPr>
+        <w:pStyle w:val="Heading2"/>
       </w:pPr>
       <w:r>
         <w:t xml:space="preserve">Scientific Write-Up Example</w:t>
@@ -10591,18 +10899,18 @@
                 <wp:inline>
                   <wp:extent cx="152400" cy="152400"/>
                   <wp:effectExtent b="0" l="0" r="0" t="0"/>
-                  <wp:docPr descr="" title="" id="89" name="Picture"/>
+                  <wp:docPr descr="" title="" id="99" name="Picture"/>
                   <a:graphic>
                     <a:graphicData uri="http://schemas.openxmlformats.org/drawingml/2006/picture">
                       <pic:pic>
                         <pic:nvPicPr>
-                          <pic:cNvPr descr="/Applications/Positron.app/Contents/Resources/app/quarto/share/formats/docx/important.png" id="90" name="Picture"/>
+                          <pic:cNvPr descr="/Applications/Positron.app/Contents/Resources/app/quarto/share/formats/docx/important.png" id="100" name="Picture"/>
                           <pic:cNvPicPr>
                             <a:picLocks noChangeArrowheads="1" noChangeAspect="1"/>
                           </pic:cNvPicPr>
                         </pic:nvPicPr>
                         <pic:blipFill>
-                          <a:blip r:embed="rId18"/>
+                          <a:blip r:embed="rId22"/>
                           <a:stretch>
                             <a:fillRect/>
                           </a:stretch>
@@ -10769,11 +11077,11 @@
         </w:tc>
       </w:tr>
     </w:tbl>
-    <w:bookmarkEnd w:id="91"/>
-    <w:bookmarkStart w:id="94" w:name="scientific-write-up-example-2"/>
-    <w:p>
-      <w:pPr>
-        <w:pStyle w:val="Heading1"/>
+    <w:bookmarkEnd w:id="101"/>
+    <w:bookmarkStart w:id="104" w:name="scientific-write-up-example-2"/>
+    <w:p>
+      <w:pPr>
+        <w:pStyle w:val="Heading2"/>
       </w:pPr>
       <w:r>
         <w:t xml:space="preserve">Scientific Write-Up Example</w:t>
@@ -10819,18 +11127,18 @@
                 <wp:inline>
                   <wp:extent cx="152400" cy="152400"/>
                   <wp:effectExtent b="0" l="0" r="0" t="0"/>
-                  <wp:docPr descr="" title="" id="92" name="Picture"/>
+                  <wp:docPr descr="" title="" id="102" name="Picture"/>
                   <a:graphic>
                     <a:graphicData uri="http://schemas.openxmlformats.org/drawingml/2006/picture">
                       <pic:pic>
                         <pic:nvPicPr>
-                          <pic:cNvPr descr="/Applications/Positron.app/Contents/Resources/app/quarto/share/formats/docx/important.png" id="93" name="Picture"/>
+                          <pic:cNvPr descr="/Applications/Positron.app/Contents/Resources/app/quarto/share/formats/docx/important.png" id="103" name="Picture"/>
                           <pic:cNvPicPr>
                             <a:picLocks noChangeArrowheads="1" noChangeAspect="1"/>
                           </pic:cNvPicPr>
                         </pic:nvPicPr>
                         <pic:blipFill>
-                          <a:blip r:embed="rId18"/>
+                          <a:blip r:embed="rId22"/>
                           <a:stretch>
                             <a:fillRect/>
                           </a:stretch>
@@ -10957,17 +11265,27 @@
         </w:tc>
       </w:tr>
     </w:tbl>
-    <w:bookmarkEnd w:id="94"/>
-    <w:bookmarkStart w:id="96" w:name="relationship-between-glms-and-anovas"/>
-    <w:p>
-      <w:pPr>
-        <w:pStyle w:val="Heading1"/>
+    <w:bookmarkEnd w:id="104"/>
+    <w:bookmarkStart w:id="105" w:name="part-6-glms-anova-and-wrap-up"/>
+    <w:p>
+      <w:pPr>
+        <w:pStyle w:val="Heading2"/>
+      </w:pPr>
+      <w:r>
+        <w:t xml:space="preserve">Part 6 · GLMs, ANOVA, and Wrap-Up</w:t>
+      </w:r>
+    </w:p>
+    <w:bookmarkEnd w:id="105"/>
+    <w:bookmarkStart w:id="107" w:name="relationship-between-glms-and-anovas"/>
+    <w:p>
+      <w:pPr>
+        <w:pStyle w:val="Heading2"/>
       </w:pPr>
       <w:r>
         <w:t xml:space="preserve">Relationship Between GLMs and ANOVAs</w:t>
       </w:r>
     </w:p>
-    <w:bookmarkStart w:id="95" w:name="glms-and-anovas-the-connection"/>
+    <w:bookmarkStart w:id="106" w:name="glms-and-anovas-the-connection"/>
     <w:p>
       <w:pPr>
         <w:pStyle w:val="Heading3"/>
@@ -11048,12 +11366,12 @@
         <w:t xml:space="preserve">A Gaussian GLM with an identity link and a categorical predictor</w:t>
       </w:r>
     </w:p>
-    <w:bookmarkEnd w:id="95"/>
-    <w:bookmarkEnd w:id="96"/>
-    <w:bookmarkStart w:id="100" w:name="demonstrating-anova-glm-equivalence"/>
-    <w:p>
-      <w:pPr>
-        <w:pStyle w:val="Heading1"/>
+    <w:bookmarkEnd w:id="106"/>
+    <w:bookmarkEnd w:id="107"/>
+    <w:bookmarkStart w:id="111" w:name="demonstrating-anova-glm-equivalence"/>
+    <w:p>
+      <w:pPr>
+        <w:pStyle w:val="Heading2"/>
       </w:pPr>
       <w:r>
         <w:t xml:space="preserve">Demonstrating ANOVA-GLM Equivalence</w:t>
@@ -11588,20 +11906,20 @@
       <w:r>
         <w:drawing>
           <wp:inline>
-            <wp:extent cx="5943600" cy="3396342"/>
+            <wp:extent cx="5334000" cy="5926666"/>
             <wp:effectExtent b="0" l="0" r="0" t="0"/>
-            <wp:docPr descr="" title="" id="98" name="Picture"/>
+            <wp:docPr descr="" title="" id="109" name="Picture"/>
             <a:graphic>
               <a:graphicData uri="http://schemas.openxmlformats.org/drawingml/2006/picture">
                 <pic:pic>
                   <pic:nvPicPr>
-                    <pic:cNvPr descr="glm_logistic_regression_lecture_files/figure-docx/anova-glm-comparison-1.png" id="99" name="Picture"/>
+                    <pic:cNvPr descr="glm_logistic_regression_lecture_files/figure-docx/anova-glm-comparison-1.png" id="110" name="Picture"/>
                     <pic:cNvPicPr>
                       <a:picLocks noChangeArrowheads="1" noChangeAspect="1"/>
                     </pic:cNvPicPr>
                   </pic:nvPicPr>
                   <pic:blipFill>
-                    <a:blip r:embed="rId97"/>
+                    <a:blip r:embed="rId108"/>
                     <a:stretch>
                       <a:fillRect/>
                     </a:stretch>
@@ -11609,7 +11927,7 @@
                   <pic:spPr bwMode="auto">
                     <a:xfrm>
                       <a:off x="0" y="0"/>
-                      <a:ext cx="5943600" cy="3396342"/>
+                      <a:ext cx="5334000" cy="5926666"/>
                     </a:xfrm>
                     <a:prstGeom prst="rect">
                       <a:avLst/>
@@ -11628,11 +11946,11 @@
         </w:drawing>
       </w:r>
     </w:p>
-    <w:bookmarkEnd w:id="100"/>
-    <w:bookmarkStart w:id="104" w:name="assumptions-and-diagnostics-summary"/>
-    <w:p>
-      <w:pPr>
-        <w:pStyle w:val="Heading1"/>
+    <w:bookmarkEnd w:id="111"/>
+    <w:bookmarkStart w:id="115" w:name="assumptions-and-diagnostics-summary"/>
+    <w:p>
+      <w:pPr>
+        <w:pStyle w:val="Heading2"/>
       </w:pPr>
       <w:r>
         <w:t xml:space="preserve">Assumptions and Diagnostics Summary</w:t>
@@ -11843,20 +12161,20 @@
       <w:r>
         <w:drawing>
           <wp:inline>
-            <wp:extent cx="5486400" cy="5486400"/>
+            <wp:extent cx="5334000" cy="5334000"/>
             <wp:effectExtent b="0" l="0" r="0" t="0"/>
-            <wp:docPr descr="" title="" id="102" name="Picture"/>
+            <wp:docPr descr="" title="" id="113" name="Picture"/>
             <a:graphic>
               <a:graphicData uri="http://schemas.openxmlformats.org/drawingml/2006/picture">
                 <pic:pic>
                   <pic:nvPicPr>
-                    <pic:cNvPr descr="glm_logistic_regression_lecture_files/figure-docx/diagnostic-summary-1.png" id="103" name="Picture"/>
+                    <pic:cNvPr descr="glm_logistic_regression_lecture_files/figure-docx/diagnostic-summary-1.png" id="114" name="Picture"/>
                     <pic:cNvPicPr>
                       <a:picLocks noChangeArrowheads="1" noChangeAspect="1"/>
                     </pic:cNvPicPr>
                   </pic:nvPicPr>
                   <pic:blipFill>
-                    <a:blip r:embed="rId101"/>
+                    <a:blip r:embed="rId112"/>
                     <a:stretch>
                       <a:fillRect/>
                     </a:stretch>
@@ -11864,7 +12182,7 @@
                   <pic:spPr bwMode="auto">
                     <a:xfrm>
                       <a:off x="0" y="0"/>
-                      <a:ext cx="5486400" cy="5486400"/>
+                      <a:ext cx="5334000" cy="5334000"/>
                     </a:xfrm>
                     <a:prstGeom prst="rect">
                       <a:avLst/>
@@ -11883,11 +12201,11 @@
         </w:drawing>
       </w:r>
     </w:p>
-    <w:bookmarkEnd w:id="104"/>
-    <w:bookmarkStart w:id="105" w:name="summary-and-conclusions"/>
-    <w:p>
-      <w:pPr>
-        <w:pStyle w:val="Heading1"/>
+    <w:bookmarkEnd w:id="115"/>
+    <w:bookmarkStart w:id="116" w:name="summary-and-conclusions"/>
+    <w:p>
+      <w:pPr>
+        <w:pStyle w:val="Heading2"/>
       </w:pPr>
       <w:r>
         <w:t xml:space="preserve">Summary and Conclusions</w:t>
@@ -12087,11 +12405,11 @@
         <w:t xml:space="preserve">type</w:t>
       </w:r>
     </w:p>
-    <w:bookmarkEnd w:id="105"/>
-    <w:bookmarkStart w:id="106" w:name="summary-and-conclusions-1"/>
-    <w:p>
-      <w:pPr>
-        <w:pStyle w:val="Heading1"/>
+    <w:bookmarkEnd w:id="116"/>
+    <w:bookmarkStart w:id="117" w:name="summary-and-conclusions-1"/>
+    <w:p>
+      <w:pPr>
+        <w:pStyle w:val="Heading2"/>
       </w:pPr>
       <w:r>
         <w:t xml:space="preserve">Summary and Conclusions</w:t>
@@ -12191,11 +12509,11 @@
         <w:t xml:space="preserve">data encountered in ecological, behavioral, and physiological research.</w:t>
       </w:r>
     </w:p>
-    <w:bookmarkEnd w:id="106"/>
-    <w:bookmarkStart w:id="107" w:name="references"/>
-    <w:p>
-      <w:pPr>
-        <w:pStyle w:val="Heading1"/>
+    <w:bookmarkEnd w:id="117"/>
+    <w:bookmarkStart w:id="118" w:name="references"/>
+    <w:p>
+      <w:pPr>
+        <w:pStyle w:val="Heading2"/>
       </w:pPr>
       <w:r>
         <w:t xml:space="preserve">References</w:t>
@@ -12275,12 +12593,11 @@
         <w:t xml:space="preserve">Monographs, 68, 490-502.</w:t>
       </w:r>
     </w:p>
-    <w:bookmarkEnd w:id="107"/>
+    <w:bookmarkEnd w:id="118"/>
     <w:sectPr>
-      <w:pgSz w:h="15840" w:w="12240"/>
-      <w:pgMar w:bottom="1440" w:footer="720" w:gutter="0" w:header="720" w:left="1440" w:right="1440" w:top="1440"/>
-      <w:cols w:space="720"/>
-      <w:docGrid w:linePitch="360"/>
+      <w:footnotePr>
+        <w:numRestart w:val="eachSect"/>
+      </w:footnotePr>
     </w:sectPr>
   </w:body>
 </w:document>
@@ -12927,478 +13244,260 @@
 </file>
 
 <file path=word/styles.xml><?xml version="1.0" encoding="utf-8"?>
-<w:styles xmlns:mc="http://schemas.openxmlformats.org/markup-compatibility/2006" xmlns:r="http://schemas.openxmlformats.org/officeDocument/2006/relationships" xmlns:w="http://schemas.openxmlformats.org/wordprocessingml/2006/main" xmlns:w14="http://schemas.microsoft.com/office/word/2010/wordml" xmlns:w15="http://schemas.microsoft.com/office/word/2012/wordml" xmlns:w16="http://schemas.microsoft.com/office/word/2018/wordml" xmlns:w16cex="http://schemas.microsoft.com/office/word/2018/wordml/cex" xmlns:w16cid="http://schemas.microsoft.com/office/word/2016/wordml/cid" xmlns:w16du="http://schemas.microsoft.com/office/word/2023/wordml/word16du" xmlns:w16sdtdh="http://schemas.microsoft.com/office/word/2020/wordml/sdtdatahash" xmlns:w16sdtfl="http://schemas.microsoft.com/office/word/2024/wordml/sdtformatlock" xmlns:w16se="http://schemas.microsoft.com/office/word/2015/wordml/symex" mc:Ignorable="w14 w15 w16se w16cid w16 w16cex w16sdtdh w16sdtfl w16du">
+<w:styles xmlns:r="http://schemas.openxmlformats.org/officeDocument/2006/relationships" xmlns:w="http://schemas.openxmlformats.org/wordprocessingml/2006/main">
   <w:docDefaults>
     <w:rPrDefault>
       <w:rPr>
-        <w:rFonts w:ascii="Arial" w:cs="Times New Roman (Body CS)" w:eastAsiaTheme="minorHAnsi" w:hAnsi="Arial"/>
-        <w:kern w:val="2"/>
-        <w:sz w:val="24"/>
-        <w:szCs w:val="24"/>
+        <w:rFonts w:asciiTheme="minorHAnsi" w:cstheme="minorBidi" w:eastAsiaTheme="minorHAnsi" w:hAnsiTheme="minorHAnsi"/>
+        <w:sz w:val="20"/>
+        <w:szCs w:val="20"/>
         <w:lang w:bidi="ar-SA" w:eastAsia="en-US" w:val="en-US"/>
-        <w14:ligatures w14:val="standardContextual"/>
       </w:rPr>
     </w:rPrDefault>
-    <w:pPrDefault/>
+    <w:pPrDefault>
+      <w:pPr>
+        <w:spacing w:after="100"/>
+      </w:pPr>
+    </w:pPrDefault>
   </w:docDefaults>
-  <w:latentStyles w:count="376" w:defLockedState="0" w:defQFormat="0" w:defSemiHidden="0" w:defUIPriority="99" w:defUnhideWhenUsed="0">
-    <w:lsdException w:name="Normal" w:qFormat="1" w:uiPriority="0"/>
-    <w:lsdException w:name="heading 1" w:qFormat="1" w:uiPriority="9"/>
-    <w:lsdException w:name="heading 2" w:qFormat="1" w:semiHidden="1" w:uiPriority="9" w:unhideWhenUsed="1"/>
-    <w:lsdException w:name="heading 3" w:qFormat="1" w:semiHidden="1" w:uiPriority="9" w:unhideWhenUsed="1"/>
-    <w:lsdException w:name="heading 4" w:qFormat="1" w:semiHidden="1" w:uiPriority="9" w:unhideWhenUsed="1"/>
-    <w:lsdException w:name="heading 5" w:qFormat="1" w:semiHidden="1" w:uiPriority="9" w:unhideWhenUsed="1"/>
-    <w:lsdException w:name="heading 6" w:qFormat="1" w:semiHidden="1" w:uiPriority="9" w:unhideWhenUsed="1"/>
-    <w:lsdException w:name="heading 7" w:qFormat="1" w:semiHidden="1" w:uiPriority="9" w:unhideWhenUsed="1"/>
-    <w:lsdException w:name="heading 8" w:qFormat="1" w:semiHidden="1" w:uiPriority="9" w:unhideWhenUsed="1"/>
-    <w:lsdException w:name="heading 9" w:qFormat="1" w:semiHidden="1" w:uiPriority="9" w:unhideWhenUsed="1"/>
-    <w:lsdException w:name="index 1" w:semiHidden="1" w:unhideWhenUsed="1"/>
-    <w:lsdException w:name="index 2" w:semiHidden="1" w:unhideWhenUsed="1"/>
-    <w:lsdException w:name="index 3" w:semiHidden="1" w:unhideWhenUsed="1"/>
-    <w:lsdException w:name="index 4" w:semiHidden="1" w:unhideWhenUsed="1"/>
-    <w:lsdException w:name="index 5" w:semiHidden="1" w:unhideWhenUsed="1"/>
-    <w:lsdException w:name="index 6" w:semiHidden="1" w:unhideWhenUsed="1"/>
-    <w:lsdException w:name="index 7" w:semiHidden="1" w:unhideWhenUsed="1"/>
-    <w:lsdException w:name="index 8" w:semiHidden="1" w:unhideWhenUsed="1"/>
-    <w:lsdException w:name="index 9" w:semiHidden="1" w:unhideWhenUsed="1"/>
-    <w:lsdException w:name="toc 1" w:semiHidden="1" w:uiPriority="39" w:unhideWhenUsed="1"/>
-    <w:lsdException w:name="toc 2" w:semiHidden="1" w:uiPriority="39" w:unhideWhenUsed="1"/>
-    <w:lsdException w:name="toc 3" w:semiHidden="1" w:uiPriority="39" w:unhideWhenUsed="1"/>
-    <w:lsdException w:name="toc 4" w:semiHidden="1" w:uiPriority="39" w:unhideWhenUsed="1"/>
-    <w:lsdException w:name="toc 5" w:semiHidden="1" w:uiPriority="39" w:unhideWhenUsed="1"/>
-    <w:lsdException w:name="toc 6" w:semiHidden="1" w:uiPriority="39" w:unhideWhenUsed="1"/>
-    <w:lsdException w:name="toc 7" w:semiHidden="1" w:uiPriority="39" w:unhideWhenUsed="1"/>
-    <w:lsdException w:name="toc 8" w:semiHidden="1" w:uiPriority="39" w:unhideWhenUsed="1"/>
-    <w:lsdException w:name="toc 9" w:semiHidden="1" w:uiPriority="39" w:unhideWhenUsed="1"/>
-    <w:lsdException w:name="Normal Indent" w:semiHidden="1" w:unhideWhenUsed="1"/>
-    <w:lsdException w:name="footnote text" w:semiHidden="1" w:unhideWhenUsed="1"/>
-    <w:lsdException w:name="annotation text" w:semiHidden="1" w:unhideWhenUsed="1"/>
-    <w:lsdException w:name="header" w:semiHidden="1" w:unhideWhenUsed="1"/>
-    <w:lsdException w:name="footer" w:semiHidden="1" w:unhideWhenUsed="1"/>
-    <w:lsdException w:name="index heading" w:semiHidden="1" w:unhideWhenUsed="1"/>
-    <w:lsdException w:name="caption" w:qFormat="1" w:semiHidden="1" w:uiPriority="35" w:unhideWhenUsed="1"/>
-    <w:lsdException w:name="table of figures" w:semiHidden="1" w:unhideWhenUsed="1"/>
-    <w:lsdException w:name="envelope address" w:semiHidden="1" w:unhideWhenUsed="1"/>
-    <w:lsdException w:name="envelope return" w:semiHidden="1" w:unhideWhenUsed="1"/>
-    <w:lsdException w:name="footnote reference" w:semiHidden="1" w:unhideWhenUsed="1"/>
-    <w:lsdException w:name="annotation reference" w:semiHidden="1" w:unhideWhenUsed="1"/>
-    <w:lsdException w:name="line number" w:semiHidden="1" w:unhideWhenUsed="1"/>
-    <w:lsdException w:name="page number" w:semiHidden="1" w:unhideWhenUsed="1"/>
-    <w:lsdException w:name="endnote reference" w:semiHidden="1" w:unhideWhenUsed="1"/>
-    <w:lsdException w:name="endnote text" w:semiHidden="1" w:unhideWhenUsed="1"/>
-    <w:lsdException w:name="table of authorities" w:semiHidden="1" w:unhideWhenUsed="1"/>
-    <w:lsdException w:name="macro" w:semiHidden="1" w:unhideWhenUsed="1"/>
-    <w:lsdException w:name="toa heading" w:semiHidden="1" w:unhideWhenUsed="1"/>
-    <w:lsdException w:name="List" w:semiHidden="1" w:unhideWhenUsed="1"/>
-    <w:lsdException w:name="List Bullet" w:semiHidden="1" w:unhideWhenUsed="1"/>
-    <w:lsdException w:name="List Number" w:semiHidden="1" w:unhideWhenUsed="1"/>
-    <w:lsdException w:name="List 2" w:semiHidden="1" w:unhideWhenUsed="1"/>
-    <w:lsdException w:name="List 3" w:semiHidden="1" w:unhideWhenUsed="1"/>
-    <w:lsdException w:name="List 4" w:semiHidden="1" w:unhideWhenUsed="1"/>
-    <w:lsdException w:name="List 5" w:semiHidden="1" w:unhideWhenUsed="1"/>
-    <w:lsdException w:name="List Bullet 2" w:semiHidden="1" w:unhideWhenUsed="1"/>
-    <w:lsdException w:name="List Bullet 3" w:semiHidden="1" w:unhideWhenUsed="1"/>
-    <w:lsdException w:name="List Bullet 4" w:semiHidden="1" w:unhideWhenUsed="1"/>
-    <w:lsdException w:name="List Bullet 5" w:semiHidden="1" w:unhideWhenUsed="1"/>
-    <w:lsdException w:name="List Number 2" w:semiHidden="1" w:unhideWhenUsed="1"/>
-    <w:lsdException w:name="List Number 3" w:semiHidden="1" w:unhideWhenUsed="1"/>
-    <w:lsdException w:name="List Number 4" w:semiHidden="1" w:unhideWhenUsed="1"/>
-    <w:lsdException w:name="List Number 5" w:semiHidden="1" w:unhideWhenUsed="1"/>
-    <w:lsdException w:name="Title" w:qFormat="1" w:uiPriority="10"/>
-    <w:lsdException w:name="Closing" w:semiHidden="1" w:unhideWhenUsed="1"/>
-    <w:lsdException w:name="Signature" w:semiHidden="1" w:unhideWhenUsed="1"/>
-    <w:lsdException w:name="Default Paragraph Font" w:semiHidden="1" w:uiPriority="1" w:unhideWhenUsed="1"/>
-    <w:lsdException w:name="Body Text" w:semiHidden="1" w:unhideWhenUsed="1"/>
-    <w:lsdException w:name="Body Text Indent" w:semiHidden="1" w:unhideWhenUsed="1"/>
-    <w:lsdException w:name="List Continue" w:semiHidden="1" w:unhideWhenUsed="1"/>
-    <w:lsdException w:name="List Continue 2" w:semiHidden="1" w:unhideWhenUsed="1"/>
-    <w:lsdException w:name="List Continue 3" w:semiHidden="1" w:unhideWhenUsed="1"/>
-    <w:lsdException w:name="List Continue 4" w:semiHidden="1" w:unhideWhenUsed="1"/>
-    <w:lsdException w:name="List Continue 5" w:semiHidden="1" w:unhideWhenUsed="1"/>
-    <w:lsdException w:name="Message Header" w:semiHidden="1" w:unhideWhenUsed="1"/>
-    <w:lsdException w:name="Subtitle" w:qFormat="1" w:uiPriority="11"/>
-    <w:lsdException w:name="Salutation" w:semiHidden="1" w:unhideWhenUsed="1"/>
-    <w:lsdException w:name="Date" w:semiHidden="1" w:unhideWhenUsed="1"/>
-    <w:lsdException w:name="Body Text First Indent" w:semiHidden="1" w:unhideWhenUsed="1"/>
-    <w:lsdException w:name="Body Text First Indent 2" w:semiHidden="1" w:unhideWhenUsed="1"/>
-    <w:lsdException w:name="Note Heading" w:semiHidden="1" w:unhideWhenUsed="1"/>
-    <w:lsdException w:name="Body Text 2" w:semiHidden="1" w:unhideWhenUsed="1"/>
-    <w:lsdException w:name="Body Text 3" w:semiHidden="1" w:unhideWhenUsed="1"/>
-    <w:lsdException w:name="Body Text Indent 2" w:semiHidden="1" w:unhideWhenUsed="1"/>
-    <w:lsdException w:name="Body Text Indent 3" w:semiHidden="1" w:unhideWhenUsed="1"/>
-    <w:lsdException w:name="Block Text" w:semiHidden="1" w:unhideWhenUsed="1"/>
-    <w:lsdException w:name="Hyperlink" w:semiHidden="1" w:unhideWhenUsed="1"/>
-    <w:lsdException w:name="FollowedHyperlink" w:semiHidden="1" w:unhideWhenUsed="1"/>
-    <w:lsdException w:name="Strong" w:qFormat="1" w:uiPriority="22"/>
-    <w:lsdException w:name="Emphasis" w:qFormat="1" w:uiPriority="20"/>
-    <w:lsdException w:name="Document Map" w:semiHidden="1" w:unhideWhenUsed="1"/>
-    <w:lsdException w:name="Plain Text" w:semiHidden="1" w:unhideWhenUsed="1"/>
-    <w:lsdException w:name="E-mail Signature" w:semiHidden="1" w:unhideWhenUsed="1"/>
-    <w:lsdException w:name="HTML Top of Form" w:semiHidden="1" w:unhideWhenUsed="1"/>
-    <w:lsdException w:name="HTML Bottom of Form" w:semiHidden="1" w:unhideWhenUsed="1"/>
-    <w:lsdException w:name="Normal (Web)" w:semiHidden="1" w:unhideWhenUsed="1"/>
-    <w:lsdException w:name="HTML Acronym" w:semiHidden="1" w:unhideWhenUsed="1"/>
-    <w:lsdException w:name="HTML Address" w:semiHidden="1" w:unhideWhenUsed="1"/>
-    <w:lsdException w:name="HTML Cite" w:semiHidden="1" w:unhideWhenUsed="1"/>
-    <w:lsdException w:name="HTML Code" w:semiHidden="1" w:unhideWhenUsed="1"/>
-    <w:lsdException w:name="HTML Definition" w:semiHidden="1" w:unhideWhenUsed="1"/>
-    <w:lsdException w:name="HTML Keyboard" w:semiHidden="1" w:unhideWhenUsed="1"/>
-    <w:lsdException w:name="HTML Preformatted" w:semiHidden="1" w:unhideWhenUsed="1"/>
-    <w:lsdException w:name="HTML Sample" w:semiHidden="1" w:unhideWhenUsed="1"/>
-    <w:lsdException w:name="HTML Typewriter" w:semiHidden="1" w:unhideWhenUsed="1"/>
-    <w:lsdException w:name="HTML Variable" w:semiHidden="1" w:unhideWhenUsed="1"/>
-    <w:lsdException w:name="Normal Table" w:semiHidden="1" w:unhideWhenUsed="1"/>
-    <w:lsdException w:name="annotation subject" w:semiHidden="1" w:unhideWhenUsed="1"/>
-    <w:lsdException w:name="No List" w:semiHidden="1" w:unhideWhenUsed="1"/>
-    <w:lsdException w:name="Outline List 1" w:semiHidden="1" w:unhideWhenUsed="1"/>
-    <w:lsdException w:name="Outline List 2" w:semiHidden="1" w:unhideWhenUsed="1"/>
-    <w:lsdException w:name="Outline List 3" w:semiHidden="1" w:unhideWhenUsed="1"/>
-    <w:lsdException w:name="Table Simple 1" w:semiHidden="1" w:unhideWhenUsed="1"/>
-    <w:lsdException w:name="Table Simple 2" w:semiHidden="1" w:unhideWhenUsed="1"/>
-    <w:lsdException w:name="Table Simple 3" w:semiHidden="1" w:unhideWhenUsed="1"/>
-    <w:lsdException w:name="Table Classic 1" w:semiHidden="1" w:unhideWhenUsed="1"/>
-    <w:lsdException w:name="Table Classic 2" w:semiHidden="1" w:unhideWhenUsed="1"/>
-    <w:lsdException w:name="Table Classic 3" w:semiHidden="1" w:unhideWhenUsed="1"/>
-    <w:lsdException w:name="Table Classic 4" w:semiHidden="1" w:unhideWhenUsed="1"/>
-    <w:lsdException w:name="Table Colorful 1" w:semiHidden="1" w:unhideWhenUsed="1"/>
-    <w:lsdException w:name="Table Colorful 2" w:semiHidden="1" w:unhideWhenUsed="1"/>
-    <w:lsdException w:name="Table Colorful 3" w:semiHidden="1" w:unhideWhenUsed="1"/>
-    <w:lsdException w:name="Table Columns 1" w:semiHidden="1" w:unhideWhenUsed="1"/>
-    <w:lsdException w:name="Table Columns 2" w:semiHidden="1" w:unhideWhenUsed="1"/>
-    <w:lsdException w:name="Table Columns 3" w:semiHidden="1" w:unhideWhenUsed="1"/>
-    <w:lsdException w:name="Table Columns 4" w:semiHidden="1" w:unhideWhenUsed="1"/>
-    <w:lsdException w:name="Table Columns 5" w:semiHidden="1" w:unhideWhenUsed="1"/>
-    <w:lsdException w:name="Table Grid 1" w:semiHidden="1" w:unhideWhenUsed="1"/>
-    <w:lsdException w:name="Table Grid 2" w:semiHidden="1" w:unhideWhenUsed="1"/>
-    <w:lsdException w:name="Table Grid 3" w:semiHidden="1" w:unhideWhenUsed="1"/>
-    <w:lsdException w:name="Table Grid 4" w:semiHidden="1" w:unhideWhenUsed="1"/>
-    <w:lsdException w:name="Table Grid 5" w:semiHidden="1" w:unhideWhenUsed="1"/>
-    <w:lsdException w:name="Table Grid 6" w:semiHidden="1" w:unhideWhenUsed="1"/>
-    <w:lsdException w:name="Table Grid 7" w:semiHidden="1" w:unhideWhenUsed="1"/>
-    <w:lsdException w:name="Table Grid 8" w:semiHidden="1" w:unhideWhenUsed="1"/>
-    <w:lsdException w:name="Table List 1" w:semiHidden="1" w:unhideWhenUsed="1"/>
-    <w:lsdException w:name="Table List 2" w:semiHidden="1" w:unhideWhenUsed="1"/>
-    <w:lsdException w:name="Table List 3" w:semiHidden="1" w:unhideWhenUsed="1"/>
-    <w:lsdException w:name="Table List 4" w:semiHidden="1" w:unhideWhenUsed="1"/>
-    <w:lsdException w:name="Table List 5" w:semiHidden="1" w:unhideWhenUsed="1"/>
-    <w:lsdException w:name="Table List 6" w:semiHidden="1" w:unhideWhenUsed="1"/>
-    <w:lsdException w:name="Table List 7" w:semiHidden="1" w:unhideWhenUsed="1"/>
-    <w:lsdException w:name="Table List 8" w:semiHidden="1" w:unhideWhenUsed="1"/>
-    <w:lsdException w:name="Table 3D effects 1" w:semiHidden="1" w:unhideWhenUsed="1"/>
-    <w:lsdException w:name="Table 3D effects 2" w:semiHidden="1" w:unhideWhenUsed="1"/>
-    <w:lsdException w:name="Table 3D effects 3" w:semiHidden="1" w:unhideWhenUsed="1"/>
-    <w:lsdException w:name="Table Contemporary" w:semiHidden="1" w:unhideWhenUsed="1"/>
-    <w:lsdException w:name="Table Elegant" w:semiHidden="1" w:unhideWhenUsed="1"/>
-    <w:lsdException w:name="Table Professional" w:semiHidden="1" w:unhideWhenUsed="1"/>
-    <w:lsdException w:name="Table Subtle 1" w:semiHidden="1" w:unhideWhenUsed="1"/>
-    <w:lsdException w:name="Table Subtle 2" w:semiHidden="1" w:unhideWhenUsed="1"/>
-    <w:lsdException w:name="Table Web 1" w:semiHidden="1" w:unhideWhenUsed="1"/>
-    <w:lsdException w:name="Table Web 2" w:semiHidden="1" w:unhideWhenUsed="1"/>
-    <w:lsdException w:name="Table Web 3" w:semiHidden="1" w:unhideWhenUsed="1"/>
-    <w:lsdException w:name="Balloon Text" w:semiHidden="1" w:unhideWhenUsed="1"/>
-    <w:lsdException w:name="Table Grid" w:uiPriority="39"/>
-    <w:lsdException w:name="Table Theme" w:semiHidden="1" w:unhideWhenUsed="1"/>
-    <w:lsdException w:name="Placeholder Text" w:semiHidden="1"/>
-    <w:lsdException w:name="No Spacing" w:qFormat="1" w:uiPriority="1"/>
-    <w:lsdException w:name="Light Shading" w:uiPriority="60"/>
-    <w:lsdException w:name="Light List" w:uiPriority="61"/>
-    <w:lsdException w:name="Light Grid" w:uiPriority="62"/>
-    <w:lsdException w:name="Medium Shading 1" w:uiPriority="63"/>
-    <w:lsdException w:name="Medium Shading 2" w:uiPriority="64"/>
-    <w:lsdException w:name="Medium List 1" w:uiPriority="65"/>
-    <w:lsdException w:name="Medium List 2" w:uiPriority="66"/>
-    <w:lsdException w:name="Medium Grid 1" w:uiPriority="67"/>
-    <w:lsdException w:name="Medium Grid 2" w:uiPriority="68"/>
-    <w:lsdException w:name="Medium Grid 3" w:uiPriority="69"/>
-    <w:lsdException w:name="Dark List" w:uiPriority="70"/>
-    <w:lsdException w:name="Colorful Shading" w:uiPriority="71"/>
-    <w:lsdException w:name="Colorful List" w:uiPriority="72"/>
-    <w:lsdException w:name="Colorful Grid" w:uiPriority="73"/>
-    <w:lsdException w:name="Light Shading Accent 1" w:uiPriority="60"/>
-    <w:lsdException w:name="Light List Accent 1" w:uiPriority="61"/>
-    <w:lsdException w:name="Light Grid Accent 1" w:uiPriority="62"/>
-    <w:lsdException w:name="Medium Shading 1 Accent 1" w:uiPriority="63"/>
-    <w:lsdException w:name="Medium Shading 2 Accent 1" w:uiPriority="64"/>
-    <w:lsdException w:name="Medium List 1 Accent 1" w:uiPriority="65"/>
-    <w:lsdException w:name="Revision" w:semiHidden="1"/>
-    <w:lsdException w:name="List Paragraph" w:qFormat="1" w:uiPriority="34"/>
-    <w:lsdException w:name="Quote" w:qFormat="1" w:uiPriority="29"/>
-    <w:lsdException w:name="Intense Quote" w:qFormat="1" w:uiPriority="30"/>
-    <w:lsdException w:name="Medium List 2 Accent 1" w:uiPriority="66"/>
-    <w:lsdException w:name="Medium Grid 1 Accent 1" w:uiPriority="67"/>
-    <w:lsdException w:name="Medium Grid 2 Accent 1" w:uiPriority="68"/>
-    <w:lsdException w:name="Medium Grid 3 Accent 1" w:uiPriority="69"/>
-    <w:lsdException w:name="Dark List Accent 1" w:uiPriority="70"/>
-    <w:lsdException w:name="Colorful Shading Accent 1" w:uiPriority="71"/>
-    <w:lsdException w:name="Colorful List Accent 1" w:uiPriority="72"/>
-    <w:lsdException w:name="Colorful Grid Accent 1" w:uiPriority="73"/>
-    <w:lsdException w:name="Light Shading Accent 2" w:uiPriority="60"/>
-    <w:lsdException w:name="Light List Accent 2" w:uiPriority="61"/>
-    <w:lsdException w:name="Light Grid Accent 2" w:uiPriority="62"/>
-    <w:lsdException w:name="Medium Shading 1 Accent 2" w:uiPriority="63"/>
-    <w:lsdException w:name="Medium Shading 2 Accent 2" w:uiPriority="64"/>
-    <w:lsdException w:name="Medium List 1 Accent 2" w:uiPriority="65"/>
-    <w:lsdException w:name="Medium List 2 Accent 2" w:uiPriority="66"/>
-    <w:lsdException w:name="Medium Grid 1 Accent 2" w:uiPriority="67"/>
-    <w:lsdException w:name="Medium Grid 2 Accent 2" w:uiPriority="68"/>
-    <w:lsdException w:name="Medium Grid 3 Accent 2" w:uiPriority="69"/>
-    <w:lsdException w:name="Dark List Accent 2" w:uiPriority="70"/>
-    <w:lsdException w:name="Colorful Shading Accent 2" w:uiPriority="71"/>
-    <w:lsdException w:name="Colorful List Accent 2" w:uiPriority="72"/>
-    <w:lsdException w:name="Colorful Grid Accent 2" w:uiPriority="73"/>
-    <w:lsdException w:name="Light Shading Accent 3" w:uiPriority="60"/>
-    <w:lsdException w:name="Light List Accent 3" w:uiPriority="61"/>
-    <w:lsdException w:name="Light Grid Accent 3" w:uiPriority="62"/>
-    <w:lsdException w:name="Medium Shading 1 Accent 3" w:uiPriority="63"/>
-    <w:lsdException w:name="Medium Shading 2 Accent 3" w:uiPriority="64"/>
-    <w:lsdException w:name="Medium List 1 Accent 3" w:uiPriority="65"/>
-    <w:lsdException w:name="Medium List 2 Accent 3" w:uiPriority="66"/>
-    <w:lsdException w:name="Medium Grid 1 Accent 3" w:uiPriority="67"/>
-    <w:lsdException w:name="Medium Grid 2 Accent 3" w:uiPriority="68"/>
-    <w:lsdException w:name="Medium Grid 3 Accent 3" w:uiPriority="69"/>
-    <w:lsdException w:name="Dark List Accent 3" w:uiPriority="70"/>
-    <w:lsdException w:name="Colorful Shading Accent 3" w:uiPriority="71"/>
-    <w:lsdException w:name="Colorful List Accent 3" w:uiPriority="72"/>
-    <w:lsdException w:name="Colorful Grid Accent 3" w:uiPriority="73"/>
-    <w:lsdException w:name="Light Shading Accent 4" w:uiPriority="60"/>
-    <w:lsdException w:name="Light List Accent 4" w:uiPriority="61"/>
-    <w:lsdException w:name="Light Grid Accent 4" w:uiPriority="62"/>
-    <w:lsdException w:name="Medium Shading 1 Accent 4" w:uiPriority="63"/>
-    <w:lsdException w:name="Medium Shading 2 Accent 4" w:uiPriority="64"/>
-    <w:lsdException w:name="Medium List 1 Accent 4" w:uiPriority="65"/>
-    <w:lsdException w:name="Medium List 2 Accent 4" w:uiPriority="66"/>
-    <w:lsdException w:name="Medium Grid 1 Accent 4" w:uiPriority="67"/>
-    <w:lsdException w:name="Medium Grid 2 Accent 4" w:uiPriority="68"/>
-    <w:lsdException w:name="Medium Grid 3 Accent 4" w:uiPriority="69"/>
-    <w:lsdException w:name="Dark List Accent 4" w:uiPriority="70"/>
-    <w:lsdException w:name="Colorful Shading Accent 4" w:uiPriority="71"/>
-    <w:lsdException w:name="Colorful List Accent 4" w:uiPriority="72"/>
-    <w:lsdException w:name="Colorful Grid Accent 4" w:uiPriority="73"/>
-    <w:lsdException w:name="Light Shading Accent 5" w:uiPriority="60"/>
-    <w:lsdException w:name="Light List Accent 5" w:uiPriority="61"/>
-    <w:lsdException w:name="Light Grid Accent 5" w:uiPriority="62"/>
-    <w:lsdException w:name="Medium Shading 1 Accent 5" w:uiPriority="63"/>
-    <w:lsdException w:name="Medium Shading 2 Accent 5" w:uiPriority="64"/>
-    <w:lsdException w:name="Medium List 1 Accent 5" w:uiPriority="65"/>
-    <w:lsdException w:name="Medium List 2 Accent 5" w:uiPriority="66"/>
-    <w:lsdException w:name="Medium Grid 1 Accent 5" w:uiPriority="67"/>
-    <w:lsdException w:name="Medium Grid 2 Accent 5" w:uiPriority="68"/>
-    <w:lsdException w:name="Medium Grid 3 Accent 5" w:uiPriority="69"/>
-    <w:lsdException w:name="Dark List Accent 5" w:uiPriority="70"/>
-    <w:lsdException w:name="Colorful Shading Accent 5" w:uiPriority="71"/>
-    <w:lsdException w:name="Colorful List Accent 5" w:uiPriority="72"/>
-    <w:lsdException w:name="Colorful Grid Accent 5" w:uiPriority="73"/>
-    <w:lsdException w:name="Light Shading Accent 6" w:uiPriority="60"/>
-    <w:lsdException w:name="Light List Accent 6" w:uiPriority="61"/>
-    <w:lsdException w:name="Light Grid Accent 6" w:uiPriority="62"/>
-    <w:lsdException w:name="Medium Shading 1 Accent 6" w:uiPriority="63"/>
-    <w:lsdException w:name="Medium Shading 2 Accent 6" w:uiPriority="64"/>
-    <w:lsdException w:name="Medium List 1 Accent 6" w:uiPriority="65"/>
-    <w:lsdException w:name="Medium List 2 Accent 6" w:uiPriority="66"/>
-    <w:lsdException w:name="Medium Grid 1 Accent 6" w:uiPriority="67"/>
-    <w:lsdException w:name="Medium Grid 2 Accent 6" w:uiPriority="68"/>
-    <w:lsdException w:name="Medium Grid 3 Accent 6" w:uiPriority="69"/>
-    <w:lsdException w:name="Dark List Accent 6" w:uiPriority="70"/>
-    <w:lsdException w:name="Colorful Shading Accent 6" w:uiPriority="71"/>
-    <w:lsdException w:name="Colorful List Accent 6" w:uiPriority="72"/>
-    <w:lsdException w:name="Colorful Grid Accent 6" w:uiPriority="73"/>
-    <w:lsdException w:name="Subtle Emphasis" w:qFormat="1" w:uiPriority="19"/>
-    <w:lsdException w:name="Intense Emphasis" w:qFormat="1" w:uiPriority="21"/>
-    <w:lsdException w:name="Subtle Reference" w:qFormat="1" w:uiPriority="31"/>
-    <w:lsdException w:name="Intense Reference" w:qFormat="1" w:uiPriority="32"/>
-    <w:lsdException w:name="Book Title" w:qFormat="1" w:uiPriority="33"/>
-    <w:lsdException w:name="Bibliography" w:semiHidden="1" w:uiPriority="37" w:unhideWhenUsed="1"/>
-    <w:lsdException w:name="TOC Heading" w:qFormat="1" w:semiHidden="1" w:uiPriority="39" w:unhideWhenUsed="1"/>
-    <w:lsdException w:name="Plain Table 1" w:uiPriority="41"/>
-    <w:lsdException w:name="Plain Table 2" w:uiPriority="42"/>
-    <w:lsdException w:name="Plain Table 3" w:uiPriority="43"/>
-    <w:lsdException w:name="Plain Table 4" w:uiPriority="44"/>
-    <w:lsdException w:name="Plain Table 5" w:uiPriority="45"/>
-    <w:lsdException w:name="Grid Table Light" w:uiPriority="40"/>
-    <w:lsdException w:name="Grid Table 1 Light" w:uiPriority="46"/>
-    <w:lsdException w:name="Grid Table 2" w:uiPriority="47"/>
-    <w:lsdException w:name="Grid Table 3" w:uiPriority="48"/>
-    <w:lsdException w:name="Grid Table 4" w:uiPriority="49"/>
-    <w:lsdException w:name="Grid Table 5 Dark" w:uiPriority="50"/>
-    <w:lsdException w:name="Grid Table 6 Colorful" w:uiPriority="51"/>
-    <w:lsdException w:name="Grid Table 7 Colorful" w:uiPriority="52"/>
-    <w:lsdException w:name="Grid Table 1 Light Accent 1" w:uiPriority="46"/>
-    <w:lsdException w:name="Grid Table 2 Accent 1" w:uiPriority="47"/>
-    <w:lsdException w:name="Grid Table 3 Accent 1" w:uiPriority="48"/>
-    <w:lsdException w:name="Grid Table 4 Accent 1" w:uiPriority="49"/>
-    <w:lsdException w:name="Grid Table 5 Dark Accent 1" w:uiPriority="50"/>
-    <w:lsdException w:name="Grid Table 6 Colorful Accent 1" w:uiPriority="51"/>
-    <w:lsdException w:name="Grid Table 7 Colorful Accent 1" w:uiPriority="52"/>
-    <w:lsdException w:name="Grid Table 1 Light Accent 2" w:uiPriority="46"/>
-    <w:lsdException w:name="Grid Table 2 Accent 2" w:uiPriority="47"/>
-    <w:lsdException w:name="Grid Table 3 Accent 2" w:uiPriority="48"/>
-    <w:lsdException w:name="Grid Table 4 Accent 2" w:uiPriority="49"/>
-    <w:lsdException w:name="Grid Table 5 Dark Accent 2" w:uiPriority="50"/>
-    <w:lsdException w:name="Grid Table 6 Colorful Accent 2" w:uiPriority="51"/>
-    <w:lsdException w:name="Grid Table 7 Colorful Accent 2" w:uiPriority="52"/>
-    <w:lsdException w:name="Grid Table 1 Light Accent 3" w:uiPriority="46"/>
-    <w:lsdException w:name="Grid Table 2 Accent 3" w:uiPriority="47"/>
-    <w:lsdException w:name="Grid Table 3 Accent 3" w:uiPriority="48"/>
-    <w:lsdException w:name="Grid Table 4 Accent 3" w:uiPriority="49"/>
-    <w:lsdException w:name="Grid Table 5 Dark Accent 3" w:uiPriority="50"/>
-    <w:lsdException w:name="Grid Table 6 Colorful Accent 3" w:uiPriority="51"/>
-    <w:lsdException w:name="Grid Table 7 Colorful Accent 3" w:uiPriority="52"/>
-    <w:lsdException w:name="Grid Table 1 Light Accent 4" w:uiPriority="46"/>
-    <w:lsdException w:name="Grid Table 2 Accent 4" w:uiPriority="47"/>
-    <w:lsdException w:name="Grid Table 3 Accent 4" w:uiPriority="48"/>
-    <w:lsdException w:name="Grid Table 4 Accent 4" w:uiPriority="49"/>
-    <w:lsdException w:name="Grid Table 5 Dark Accent 4" w:uiPriority="50"/>
-    <w:lsdException w:name="Grid Table 6 Colorful Accent 4" w:uiPriority="51"/>
-    <w:lsdException w:name="Grid Table 7 Colorful Accent 4" w:uiPriority="52"/>
-    <w:lsdException w:name="Grid Table 1 Light Accent 5" w:uiPriority="46"/>
-    <w:lsdException w:name="Grid Table 2 Accent 5" w:uiPriority="47"/>
-    <w:lsdException w:name="Grid Table 3 Accent 5" w:uiPriority="48"/>
-    <w:lsdException w:name="Grid Table 4 Accent 5" w:uiPriority="49"/>
-    <w:lsdException w:name="Grid Table 5 Dark Accent 5" w:uiPriority="50"/>
-    <w:lsdException w:name="Grid Table 6 Colorful Accent 5" w:uiPriority="51"/>
-    <w:lsdException w:name="Grid Table 7 Colorful Accent 5" w:uiPriority="52"/>
-    <w:lsdException w:name="Grid Table 1 Light Accent 6" w:uiPriority="46"/>
-    <w:lsdException w:name="Grid Table 2 Accent 6" w:uiPriority="47"/>
-    <w:lsdException w:name="Grid Table 3 Accent 6" w:uiPriority="48"/>
-    <w:lsdException w:name="Grid Table 4 Accent 6" w:uiPriority="49"/>
-    <w:lsdException w:name="Grid Table 5 Dark Accent 6" w:uiPriority="50"/>
-    <w:lsdException w:name="Grid Table 6 Colorful Accent 6" w:uiPriority="51"/>
-    <w:lsdException w:name="Grid Table 7 Colorful Accent 6" w:uiPriority="52"/>
-    <w:lsdException w:name="List Table 1 Light" w:uiPriority="46"/>
-    <w:lsdException w:name="List Table 2" w:uiPriority="47"/>
-    <w:lsdException w:name="List Table 3" w:uiPriority="48"/>
-    <w:lsdException w:name="List Table 4" w:uiPriority="49"/>
-    <w:lsdException w:name="List Table 5 Dark" w:uiPriority="50"/>
-    <w:lsdException w:name="List Table 6 Colorful" w:uiPriority="51"/>
-    <w:lsdException w:name="List Table 7 Colorful" w:uiPriority="52"/>
-    <w:lsdException w:name="List Table 1 Light Accent 1" w:uiPriority="46"/>
-    <w:lsdException w:name="List Table 2 Accent 1" w:uiPriority="47"/>
-    <w:lsdException w:name="List Table 3 Accent 1" w:uiPriority="48"/>
-    <w:lsdException w:name="List Table 4 Accent 1" w:uiPriority="49"/>
-    <w:lsdException w:name="List Table 5 Dark Accent 1" w:uiPriority="50"/>
-    <w:lsdException w:name="List Table 6 Colorful Accent 1" w:uiPriority="51"/>
-    <w:lsdException w:name="List Table 7 Colorful Accent 1" w:uiPriority="52"/>
-    <w:lsdException w:name="List Table 1 Light Accent 2" w:uiPriority="46"/>
-    <w:lsdException w:name="List Table 2 Accent 2" w:uiPriority="47"/>
-    <w:lsdException w:name="List Table 3 Accent 2" w:uiPriority="48"/>
-    <w:lsdException w:name="List Table 4 Accent 2" w:uiPriority="49"/>
-    <w:lsdException w:name="List Table 5 Dark Accent 2" w:uiPriority="50"/>
-    <w:lsdException w:name="List Table 6 Colorful Accent 2" w:uiPriority="51"/>
-    <w:lsdException w:name="List Table 7 Colorful Accent 2" w:uiPriority="52"/>
-    <w:lsdException w:name="List Table 1 Light Accent 3" w:uiPriority="46"/>
-    <w:lsdException w:name="List Table 2 Accent 3" w:uiPriority="47"/>
-    <w:lsdException w:name="List Table 3 Accent 3" w:uiPriority="48"/>
-    <w:lsdException w:name="List Table 4 Accent 3" w:uiPriority="49"/>
-    <w:lsdException w:name="List Table 5 Dark Accent 3" w:uiPriority="50"/>
-    <w:lsdException w:name="List Table 6 Colorful Accent 3" w:uiPriority="51"/>
-    <w:lsdException w:name="List Table 7 Colorful Accent 3" w:uiPriority="52"/>
-    <w:lsdException w:name="List Table 1 Light Accent 4" w:uiPriority="46"/>
-    <w:lsdException w:name="List Table 2 Accent 4" w:uiPriority="47"/>
-    <w:lsdException w:name="List Table 3 Accent 4" w:uiPriority="48"/>
-    <w:lsdException w:name="List Table 4 Accent 4" w:uiPriority="49"/>
-    <w:lsdException w:name="List Table 5 Dark Accent 4" w:uiPriority="50"/>
-    <w:lsdException w:name="List Table 6 Colorful Accent 4" w:uiPriority="51"/>
-    <w:lsdException w:name="List Table 7 Colorful Accent 4" w:uiPriority="52"/>
-    <w:lsdException w:name="List Table 1 Light Accent 5" w:uiPriority="46"/>
-    <w:lsdException w:name="List Table 2 Accent 5" w:uiPriority="47"/>
-    <w:lsdException w:name="List Table 3 Accent 5" w:uiPriority="48"/>
-    <w:lsdException w:name="List Table 4 Accent 5" w:uiPriority="49"/>
-    <w:lsdException w:name="List Table 5 Dark Accent 5" w:uiPriority="50"/>
-    <w:lsdException w:name="List Table 6 Colorful Accent 5" w:uiPriority="51"/>
-    <w:lsdException w:name="List Table 7 Colorful Accent 5" w:uiPriority="52"/>
-    <w:lsdException w:name="List Table 1 Light Accent 6" w:uiPriority="46"/>
-    <w:lsdException w:name="List Table 2 Accent 6" w:uiPriority="47"/>
-    <w:lsdException w:name="List Table 3 Accent 6" w:uiPriority="48"/>
-    <w:lsdException w:name="List Table 4 Accent 6" w:uiPriority="49"/>
-    <w:lsdException w:name="List Table 5 Dark Accent 6" w:uiPriority="50"/>
-    <w:lsdException w:name="List Table 6 Colorful Accent 6" w:uiPriority="51"/>
-    <w:lsdException w:name="List Table 7 Colorful Accent 6" w:uiPriority="52"/>
-    <w:lsdException w:name="Mention" w:semiHidden="1" w:unhideWhenUsed="1"/>
-    <w:lsdException w:name="Smart Hyperlink" w:semiHidden="1" w:unhideWhenUsed="1"/>
-    <w:lsdException w:name="Hashtag" w:semiHidden="1" w:unhideWhenUsed="1"/>
-    <w:lsdException w:name="Unresolved Mention" w:semiHidden="1" w:unhideWhenUsed="1"/>
-    <w:lsdException w:name="Smart Link" w:semiHidden="1" w:unhideWhenUsed="1"/>
-  </w:latentStyles>
+  <w:latentStyles w:count="276" w:defLockedState="0" w:defQFormat="0" w:defSemiHidden="0" w:defUIPriority="0" w:defUnhideWhenUsed="0"/>
   <w:style w:default="1" w:styleId="Normal" w:type="paragraph">
     <w:name w:val="Normal"/>
     <w:qFormat/>
   </w:style>
+  <w:style w:styleId="BodyText" w:type="paragraph">
+    <w:name w:val="Body Text"/>
+    <w:basedOn w:val="Normal"/>
+    <w:link w:val="BodyTextChar"/>
+    <w:qFormat/>
+    <w:pPr>
+      <w:spacing w:after="90" w:before="90"/>
+    </w:pPr>
+  </w:style>
+  <w:style w:customStyle="1" w:styleId="FirstParagraph" w:type="paragraph">
+    <w:name w:val="First Paragraph"/>
+    <w:basedOn w:val="BodyText"/>
+    <w:next w:val="BodyText"/>
+    <w:qFormat/>
+  </w:style>
+  <w:style w:customStyle="1" w:styleId="Compact" w:type="paragraph">
+    <w:name w:val="Compact"/>
+    <w:basedOn w:val="BodyText"/>
+    <w:qFormat/>
+    <w:pPr>
+      <w:spacing w:after="20" w:before="20"/>
+    </w:pPr>
+  </w:style>
+  <w:style w:styleId="Title" w:type="paragraph">
+    <w:name w:val="Title"/>
+    <w:basedOn w:val="Normal"/>
+    <w:next w:val="BodyText"/>
+    <w:link w:val="TitleChar"/>
+    <w:uiPriority w:val="10"/>
+    <w:qFormat/>
+    <w:rsid w:val="00A10FD9"/>
+    <w:pPr>
+      <w:spacing w:after="60" w:line="240" w:lineRule="auto"/>
+      <w:contextualSpacing/>
+      <w:jc w:val="center"/>
+    </w:pPr>
+    <w:rPr>
+      <w:rFonts w:asciiTheme="majorHAnsi" w:cstheme="majorBidi" w:eastAsiaTheme="majorEastAsia" w:hAnsiTheme="majorHAnsi"/>
+      <w:sz w:val="28"/>
+      <w:szCs w:val="28"/>
+    </w:rPr>
+  </w:style>
+  <w:style w:customStyle="1" w:styleId="TitleChar" w:type="character">
+    <w:name w:val="Title Char"/>
+    <w:basedOn w:val="DefaultParagraphFont"/>
+    <w:link w:val="Title"/>
+    <w:uiPriority w:val="10"/>
+    <w:rsid w:val="00A10FD9"/>
+    <w:rPr>
+      <w:rFonts w:asciiTheme="majorHAnsi" w:cstheme="majorBidi" w:eastAsiaTheme="majorEastAsia" w:hAnsiTheme="majorHAnsi"/>
+      <w:sz w:val="28"/>
+      <w:szCs w:val="28"/>
+    </w:rPr>
+  </w:style>
+  <w:style w:styleId="Subtitle" w:type="paragraph">
+    <w:name w:val="Subtitle"/>
+    <w:basedOn w:val="Title"/>
+    <w:next w:val="BodyText"/>
+    <w:link w:val="SubtitleChar"/>
+    <w:uiPriority w:val="11"/>
+    <w:qFormat/>
+    <w:rsid w:val="00A10FD9"/>
+    <w:pPr>
+      <w:numPr>
+        <w:ilvl w:val="1"/>
+      </w:numPr>
+    </w:pPr>
+    <w:rPr>
+      <w:rFonts w:cstheme="majorBidi" w:eastAsiaTheme="majorEastAsia"/>
+      <w:spacing w:val="15"/>
+      <w:sz w:val="22"/>
+      <w:szCs w:val="22"/>
+    </w:rPr>
+  </w:style>
+  <w:style w:customStyle="1" w:styleId="SubtitleChar" w:type="character">
+    <w:name w:val="Subtitle Char"/>
+    <w:basedOn w:val="DefaultParagraphFont"/>
+    <w:link w:val="Subtitle"/>
+    <w:uiPriority w:val="11"/>
+    <w:rsid w:val="00A10FD9"/>
+    <w:rPr>
+      <w:rFonts w:cstheme="majorBidi" w:eastAsiaTheme="majorEastAsia"/>
+      <w:color w:themeColor="text1" w:themeTint="A6" w:val="595959"/>
+      <w:spacing w:val="15"/>
+      <w:sz w:val="28"/>
+      <w:szCs w:val="28"/>
+    </w:rPr>
+  </w:style>
+  <w:style w:customStyle="1" w:styleId="Author" w:type="paragraph">
+    <w:name w:val="Author"/>
+    <w:basedOn w:val="Title"/>
+    <w:next w:val="BodyText"/>
+    <w:qFormat/>
+    <w:pPr>
+      <w:keepNext/>
+      <w:keepLines/>
+    </w:pPr>
+    <w:rPr>
+      <w:sz w:val="24"/>
+      <w:szCs w:val="24"/>
+    </w:rPr>
+  </w:style>
+  <w:style w:styleId="Date" w:type="paragraph">
+    <w:name w:val="Date"/>
+    <w:basedOn w:val="Title"/>
+    <w:next w:val="BodyText"/>
+    <w:qFormat/>
+    <w:pPr>
+      <w:keepNext/>
+      <w:keepLines/>
+    </w:pPr>
+    <w:rPr>
+      <w:sz w:val="24"/>
+      <w:szCs w:val="24"/>
+    </w:rPr>
+  </w:style>
+  <w:style w:customStyle="1" w:styleId="AbstractTitle" w:type="paragraph">
+    <w:name w:val="Abstract Title"/>
+    <w:basedOn w:val="Normal"/>
+    <w:next w:val="Abstract"/>
+    <w:qFormat/>
+    <w:pPr>
+      <w:keepNext/>
+      <w:keepLines/>
+      <w:spacing w:after="0" w:before="300"/>
+      <w:jc w:val="center"/>
+    </w:pPr>
+    <w:rPr>
+      <w:b/>
+      <w:sz w:val="20"/>
+      <w:szCs w:val="20"/>
+    </w:rPr>
+  </w:style>
+  <w:style w:customStyle="1" w:styleId="Abstract" w:type="paragraph">
+    <w:name w:val="Abstract"/>
+    <w:basedOn w:val="Normal"/>
+    <w:next w:val="BodyText"/>
+    <w:qFormat/>
+    <w:pPr>
+      <w:keepNext/>
+      <w:keepLines/>
+      <w:spacing w:after="300" w:before="100"/>
+    </w:pPr>
+    <w:rPr>
+      <w:sz w:val="20"/>
+      <w:szCs w:val="20"/>
+    </w:rPr>
+  </w:style>
+  <w:style w:styleId="Bibliography" w:type="paragraph">
+    <w:name w:val="Bibliography"/>
+    <w:basedOn w:val="Normal"/>
+    <w:next w:val="Bibliography"/>
+    <w:qFormat/>
+    <w:pPr/>
+    <w:rPr/>
+  </w:style>
   <w:style w:styleId="Heading1" w:type="paragraph">
     <w:name w:val="heading 1"/>
     <w:basedOn w:val="Normal"/>
-    <w:next w:val="Normal"/>
+    <w:next w:val="BodyText"/>
     <w:link w:val="Heading1Char"/>
     <w:uiPriority w:val="9"/>
     <w:qFormat/>
-    <w:rsid w:val="00846576"/>
+    <w:rsid w:val="00A10FD9"/>
     <w:pPr>
       <w:keepNext/>
       <w:keepLines/>
-      <w:spacing w:after="80" w:before="360"/>
+      <w:spacing w:after="60" w:before="200"/>
       <w:outlineLvl w:val="0"/>
     </w:pPr>
     <w:rPr>
       <w:rFonts w:asciiTheme="majorHAnsi" w:cstheme="majorBidi" w:eastAsiaTheme="majorEastAsia" w:hAnsiTheme="majorHAnsi"/>
-      <w:b/>
       <w:color w:themeColor="accent1" w:themeShade="BF" w:val="0F4761"/>
       <w:sz w:val="28"/>
-      <w:szCs w:val="40"/>
+      <w:szCs w:val="28"/>
     </w:rPr>
   </w:style>
   <w:style w:styleId="Heading2" w:type="paragraph">
     <w:name w:val="heading 2"/>
     <w:basedOn w:val="Normal"/>
-    <w:next w:val="Normal"/>
+    <w:next w:val="BodyText"/>
     <w:link w:val="Heading2Char"/>
     <w:uiPriority w:val="9"/>
     <w:semiHidden/>
     <w:unhideWhenUsed/>
     <w:qFormat/>
-    <w:rsid w:val="00846576"/>
+    <w:rsid w:val="00A10FD9"/>
     <w:pPr>
       <w:keepNext/>
       <w:keepLines/>
-      <w:spacing w:after="80" w:before="160"/>
+      <w:spacing w:after="50" w:before="140"/>
       <w:outlineLvl w:val="1"/>
     </w:pPr>
     <w:rPr>
       <w:rFonts w:asciiTheme="majorHAnsi" w:cstheme="majorBidi" w:eastAsiaTheme="majorEastAsia" w:hAnsiTheme="majorHAnsi"/>
       <w:color w:themeColor="accent1" w:themeShade="BF" w:val="0F4761"/>
-      <w:szCs w:val="32"/>
+      <w:sz w:val="26"/>
+      <w:szCs w:val="26"/>
     </w:rPr>
   </w:style>
   <w:style w:styleId="Heading3" w:type="paragraph">
     <w:name w:val="heading 3"/>
     <w:basedOn w:val="Normal"/>
-    <w:next w:val="Normal"/>
+    <w:next w:val="BodyText"/>
     <w:link w:val="Heading3Char"/>
     <w:uiPriority w:val="9"/>
+    <w:semiHidden/>
     <w:unhideWhenUsed/>
     <w:qFormat/>
-    <w:rsid w:val="00846576"/>
+    <w:rsid w:val="00A10FD9"/>
     <w:pPr>
       <w:keepNext/>
       <w:keepLines/>
-      <w:spacing w:after="80" w:before="160"/>
+      <w:spacing w:after="40" w:before="120"/>
       <w:outlineLvl w:val="2"/>
     </w:pPr>
     <w:rPr>
-      <w:rFonts w:asciiTheme="minorHAnsi" w:cstheme="majorBidi" w:eastAsiaTheme="majorEastAsia" w:hAnsiTheme="minorHAnsi"/>
+      <w:rFonts w:cstheme="majorBidi" w:eastAsiaTheme="majorEastAsia"/>
       <w:color w:themeColor="accent1" w:themeShade="BF" w:val="0F4761"/>
       <w:sz w:val="22"/>
-      <w:szCs w:val="28"/>
+      <w:szCs w:val="22"/>
     </w:rPr>
   </w:style>
   <w:style w:styleId="Heading4" w:type="paragraph">
     <w:name w:val="heading 4"/>
     <w:basedOn w:val="Normal"/>
-    <w:next w:val="Normal"/>
+    <w:next w:val="BodyText"/>
     <w:link w:val="Heading4Char"/>
     <w:uiPriority w:val="9"/>
     <w:semiHidden/>
     <w:unhideWhenUsed/>
     <w:qFormat/>
-    <w:rsid w:val="00846576"/>
+    <w:rsid w:val="00A10FD9"/>
     <w:pPr>
       <w:keepNext/>
       <w:keepLines/>
@@ -13406,7 +13505,8 @@
       <w:outlineLvl w:val="3"/>
     </w:pPr>
     <w:rPr>
-      <w:rFonts w:asciiTheme="minorHAnsi" w:cstheme="majorBidi" w:eastAsiaTheme="majorEastAsia" w:hAnsiTheme="minorHAnsi"/>
+      <w:rFonts w:cstheme="majorBidi" w:eastAsiaTheme="majorEastAsia"/>
+      <w:i/>
       <w:iCs/>
       <w:color w:themeColor="accent1" w:themeShade="BF" w:val="0F4761"/>
     </w:rPr>
@@ -13414,13 +13514,13 @@
   <w:style w:styleId="Heading5" w:type="paragraph">
     <w:name w:val="heading 5"/>
     <w:basedOn w:val="Normal"/>
-    <w:next w:val="Normal"/>
+    <w:next w:val="BodyText"/>
     <w:link w:val="Heading5Char"/>
     <w:uiPriority w:val="9"/>
     <w:semiHidden/>
     <w:unhideWhenUsed/>
     <w:qFormat/>
-    <w:rsid w:val="00AF5CF1"/>
+    <w:rsid w:val="00A10FD9"/>
     <w:pPr>
       <w:keepNext/>
       <w:keepLines/>
@@ -13428,28 +13528,29 @@
       <w:outlineLvl w:val="4"/>
     </w:pPr>
     <w:rPr>
-      <w:rFonts w:asciiTheme="minorHAnsi" w:cstheme="majorBidi" w:eastAsiaTheme="majorEastAsia" w:hAnsiTheme="minorHAnsi"/>
+      <w:rFonts w:cstheme="majorBidi" w:eastAsiaTheme="majorEastAsia"/>
       <w:color w:themeColor="accent1" w:themeShade="BF" w:val="0F4761"/>
     </w:rPr>
   </w:style>
   <w:style w:styleId="Heading6" w:type="paragraph">
     <w:name w:val="heading 6"/>
     <w:basedOn w:val="Normal"/>
-    <w:next w:val="Normal"/>
+    <w:next w:val="BodyText"/>
     <w:link w:val="Heading6Char"/>
     <w:uiPriority w:val="9"/>
     <w:semiHidden/>
     <w:unhideWhenUsed/>
     <w:qFormat/>
-    <w:rsid w:val="00846576"/>
+    <w:rsid w:val="00A10FD9"/>
     <w:pPr>
       <w:keepNext/>
       <w:keepLines/>
-      <w:spacing w:before="40"/>
+      <w:spacing w:after="0" w:before="40"/>
       <w:outlineLvl w:val="5"/>
     </w:pPr>
     <w:rPr>
-      <w:rFonts w:asciiTheme="minorHAnsi" w:cstheme="majorBidi" w:eastAsiaTheme="majorEastAsia" w:hAnsiTheme="minorHAnsi"/>
+      <w:rFonts w:cstheme="majorBidi" w:eastAsiaTheme="majorEastAsia"/>
+      <w:i/>
       <w:iCs/>
       <w:color w:themeColor="text1" w:themeTint="A6" w:val="595959"/>
     </w:rPr>
@@ -13457,41 +13558,43 @@
   <w:style w:styleId="Heading7" w:type="paragraph">
     <w:name w:val="heading 7"/>
     <w:basedOn w:val="Normal"/>
-    <w:next w:val="Normal"/>
+    <w:next w:val="BodyText"/>
     <w:link w:val="Heading7Char"/>
     <w:uiPriority w:val="9"/>
     <w:semiHidden/>
     <w:unhideWhenUsed/>
     <w:qFormat/>
-    <w:rsid w:val="00AF5CF1"/>
+    <w:rsid w:val="00A10FD9"/>
     <w:pPr>
       <w:keepNext/>
       <w:keepLines/>
-      <w:spacing w:before="40"/>
+      <w:spacing w:after="0" w:before="40"/>
       <w:outlineLvl w:val="6"/>
     </w:pPr>
     <w:rPr>
-      <w:rFonts w:asciiTheme="minorHAnsi" w:cstheme="majorBidi" w:eastAsiaTheme="majorEastAsia" w:hAnsiTheme="minorHAnsi"/>
+      <w:rFonts w:cstheme="majorBidi" w:eastAsiaTheme="majorEastAsia"/>
       <w:color w:themeColor="text1" w:themeTint="A6" w:val="595959"/>
     </w:rPr>
   </w:style>
   <w:style w:styleId="Heading8" w:type="paragraph">
     <w:name w:val="heading 8"/>
     <w:basedOn w:val="Normal"/>
-    <w:next w:val="Normal"/>
+    <w:next w:val="BodyText"/>
     <w:link w:val="Heading8Char"/>
     <w:uiPriority w:val="9"/>
     <w:semiHidden/>
     <w:unhideWhenUsed/>
     <w:qFormat/>
-    <w:rsid w:val="00846576"/>
+    <w:rsid w:val="00A10FD9"/>
     <w:pPr>
       <w:keepNext/>
       <w:keepLines/>
+      <w:spacing w:after="0"/>
       <w:outlineLvl w:val="7"/>
     </w:pPr>
     <w:rPr>
-      <w:rFonts w:asciiTheme="minorHAnsi" w:cstheme="majorBidi" w:eastAsiaTheme="majorEastAsia" w:hAnsiTheme="minorHAnsi"/>
+      <w:rFonts w:cstheme="majorBidi" w:eastAsiaTheme="majorEastAsia"/>
+      <w:i/>
       <w:iCs/>
       <w:color w:themeColor="text1" w:themeTint="D8" w:val="272727"/>
     </w:rPr>
@@ -13499,62 +13602,34 @@
   <w:style w:styleId="Heading9" w:type="paragraph">
     <w:name w:val="heading 9"/>
     <w:basedOn w:val="Normal"/>
-    <w:next w:val="Normal"/>
+    <w:next w:val="BodyText"/>
     <w:link w:val="Heading9Char"/>
     <w:uiPriority w:val="9"/>
     <w:semiHidden/>
     <w:unhideWhenUsed/>
     <w:qFormat/>
-    <w:rsid w:val="00846576"/>
+    <w:rsid w:val="00A10FD9"/>
     <w:pPr>
       <w:keepNext/>
       <w:keepLines/>
+      <w:spacing w:after="0"/>
       <w:outlineLvl w:val="8"/>
     </w:pPr>
     <w:rPr>
-      <w:rFonts w:asciiTheme="minorHAnsi" w:cstheme="majorBidi" w:eastAsiaTheme="majorEastAsia" w:hAnsiTheme="minorHAnsi"/>
+      <w:rFonts w:cstheme="majorBidi" w:eastAsiaTheme="majorEastAsia"/>
       <w:color w:themeColor="text1" w:themeTint="D8" w:val="272727"/>
-      <w:sz w:val="22"/>
     </w:rPr>
-  </w:style>
-  <w:style w:default="1" w:styleId="DefaultParagraphFont" w:type="character">
-    <w:name w:val="Default Paragraph Font"/>
-    <w:uiPriority w:val="1"/>
-    <w:semiHidden/>
-    <w:unhideWhenUsed/>
-  </w:style>
-  <w:style w:default="1" w:styleId="TableNormal" w:type="table">
-    <w:name w:val="Normal Table"/>
-    <w:uiPriority w:val="99"/>
-    <w:semiHidden/>
-    <w:unhideWhenUsed/>
-    <w:tblPr>
-      <w:tblInd w:type="dxa" w:w="0"/>
-      <w:tblCellMar>
-        <w:top w:type="dxa" w:w="0"/>
-        <w:left w:type="dxa" w:w="108"/>
-        <w:bottom w:type="dxa" w:w="0"/>
-        <w:right w:type="dxa" w:w="108"/>
-      </w:tblCellMar>
-    </w:tblPr>
-  </w:style>
-  <w:style w:default="1" w:styleId="NoList" w:type="numbering">
-    <w:name w:val="No List"/>
-    <w:uiPriority w:val="99"/>
-    <w:semiHidden/>
-    <w:unhideWhenUsed/>
   </w:style>
   <w:style w:customStyle="1" w:styleId="Heading1Char" w:type="character">
     <w:name w:val="Heading 1 Char"/>
     <w:basedOn w:val="DefaultParagraphFont"/>
     <w:link w:val="Heading1"/>
     <w:uiPriority w:val="9"/>
-    <w:rsid w:val="00846576"/>
+    <w:rsid w:val="00A10FD9"/>
     <w:rPr>
       <w:rFonts w:asciiTheme="majorHAnsi" w:cstheme="majorBidi" w:eastAsiaTheme="majorEastAsia" w:hAnsiTheme="majorHAnsi"/>
-      <w:b/>
       <w:color w:themeColor="accent1" w:themeShade="BF" w:val="0F4761"/>
-      <w:sz w:val="28"/>
+      <w:sz w:val="40"/>
       <w:szCs w:val="40"/>
     </w:rPr>
   </w:style>
@@ -13564,10 +13639,11 @@
     <w:link w:val="Heading2"/>
     <w:uiPriority w:val="9"/>
     <w:semiHidden/>
-    <w:rsid w:val="00846576"/>
+    <w:rsid w:val="00A10FD9"/>
     <w:rPr>
       <w:rFonts w:asciiTheme="majorHAnsi" w:cstheme="majorBidi" w:eastAsiaTheme="majorEastAsia" w:hAnsiTheme="majorHAnsi"/>
       <w:color w:themeColor="accent1" w:themeShade="BF" w:val="0F4761"/>
+      <w:sz w:val="32"/>
       <w:szCs w:val="32"/>
     </w:rPr>
   </w:style>
@@ -13576,11 +13652,12 @@
     <w:basedOn w:val="DefaultParagraphFont"/>
     <w:link w:val="Heading3"/>
     <w:uiPriority w:val="9"/>
-    <w:rsid w:val="00846576"/>
+    <w:semiHidden/>
+    <w:rsid w:val="00A10FD9"/>
     <w:rPr>
-      <w:rFonts w:asciiTheme="minorHAnsi" w:cstheme="majorBidi" w:eastAsiaTheme="majorEastAsia" w:hAnsiTheme="minorHAnsi"/>
+      <w:rFonts w:cstheme="majorBidi" w:eastAsiaTheme="majorEastAsia"/>
       <w:color w:themeColor="accent1" w:themeShade="BF" w:val="0F4761"/>
-      <w:sz w:val="22"/>
+      <w:sz w:val="28"/>
       <w:szCs w:val="28"/>
     </w:rPr>
   </w:style>
@@ -13590,9 +13667,10 @@
     <w:link w:val="Heading4"/>
     <w:uiPriority w:val="9"/>
     <w:semiHidden/>
-    <w:rsid w:val="00846576"/>
+    <w:rsid w:val="00A10FD9"/>
     <w:rPr>
-      <w:rFonts w:asciiTheme="minorHAnsi" w:cstheme="majorBidi" w:eastAsiaTheme="majorEastAsia" w:hAnsiTheme="minorHAnsi"/>
+      <w:rFonts w:cstheme="majorBidi" w:eastAsiaTheme="majorEastAsia"/>
+      <w:i/>
       <w:iCs/>
       <w:color w:themeColor="accent1" w:themeShade="BF" w:val="0F4761"/>
     </w:rPr>
@@ -13603,9 +13681,9 @@
     <w:link w:val="Heading5"/>
     <w:uiPriority w:val="9"/>
     <w:semiHidden/>
-    <w:rsid w:val="00AF5CF1"/>
+    <w:rsid w:val="00A10FD9"/>
     <w:rPr>
-      <w:rFonts w:asciiTheme="minorHAnsi" w:cstheme="majorBidi" w:eastAsiaTheme="majorEastAsia" w:hAnsiTheme="minorHAnsi"/>
+      <w:rFonts w:cstheme="majorBidi" w:eastAsiaTheme="majorEastAsia"/>
       <w:color w:themeColor="accent1" w:themeShade="BF" w:val="0F4761"/>
     </w:rPr>
   </w:style>
@@ -13615,9 +13693,10 @@
     <w:link w:val="Heading6"/>
     <w:uiPriority w:val="9"/>
     <w:semiHidden/>
-    <w:rsid w:val="00846576"/>
+    <w:rsid w:val="00A10FD9"/>
     <w:rPr>
-      <w:rFonts w:asciiTheme="minorHAnsi" w:cstheme="majorBidi" w:eastAsiaTheme="majorEastAsia" w:hAnsiTheme="minorHAnsi"/>
+      <w:rFonts w:cstheme="majorBidi" w:eastAsiaTheme="majorEastAsia"/>
+      <w:i/>
       <w:iCs/>
       <w:color w:themeColor="text1" w:themeTint="A6" w:val="595959"/>
     </w:rPr>
@@ -13628,9 +13707,9 @@
     <w:link w:val="Heading7"/>
     <w:uiPriority w:val="9"/>
     <w:semiHidden/>
-    <w:rsid w:val="00AF5CF1"/>
+    <w:rsid w:val="00A10FD9"/>
     <w:rPr>
-      <w:rFonts w:asciiTheme="minorHAnsi" w:cstheme="majorBidi" w:eastAsiaTheme="majorEastAsia" w:hAnsiTheme="minorHAnsi"/>
+      <w:rFonts w:cstheme="majorBidi" w:eastAsiaTheme="majorEastAsia"/>
       <w:color w:themeColor="text1" w:themeTint="A6" w:val="595959"/>
     </w:rPr>
   </w:style>
@@ -13640,9 +13719,10 @@
     <w:link w:val="Heading8"/>
     <w:uiPriority w:val="9"/>
     <w:semiHidden/>
-    <w:rsid w:val="00846576"/>
+    <w:rsid w:val="00A10FD9"/>
     <w:rPr>
-      <w:rFonts w:asciiTheme="minorHAnsi" w:cstheme="majorBidi" w:eastAsiaTheme="majorEastAsia" w:hAnsiTheme="minorHAnsi"/>
+      <w:rFonts w:cstheme="majorBidi" w:eastAsiaTheme="majorEastAsia"/>
+      <w:i/>
       <w:iCs/>
       <w:color w:themeColor="text1" w:themeTint="D8" w:val="272727"/>
     </w:rPr>
@@ -13653,294 +13733,185 @@
     <w:link w:val="Heading9"/>
     <w:uiPriority w:val="9"/>
     <w:semiHidden/>
-    <w:rsid w:val="00846576"/>
+    <w:rsid w:val="00A10FD9"/>
     <w:rPr>
-      <w:rFonts w:asciiTheme="minorHAnsi" w:cstheme="majorBidi" w:eastAsiaTheme="majorEastAsia" w:hAnsiTheme="minorHAnsi"/>
+      <w:rFonts w:cstheme="majorBidi" w:eastAsiaTheme="majorEastAsia"/>
       <w:color w:themeColor="text1" w:themeTint="D8" w:val="272727"/>
-      <w:sz w:val="22"/>
     </w:rPr>
   </w:style>
-  <w:style w:styleId="Title" w:type="paragraph">
-    <w:name w:val="Title"/>
+  <w:style w:styleId="BlockText" w:type="paragraph">
+    <w:name w:val="Block Text"/>
+    <w:basedOn w:val="BodyText"/>
+    <w:next w:val="BodyText"/>
+    <w:uiPriority w:val="9"/>
+    <w:unhideWhenUsed/>
+    <w:qFormat/>
+    <w:pPr>
+      <w:spacing w:after="50" w:before="50"/>
+      <w:ind w:firstLine="0" w:left="480" w:right="480"/>
+    </w:pPr>
+  </w:style>
+  <w:style w:styleId="FootnoteText" w:type="paragraph">
+    <w:name w:val="Footnote Text"/>
     <w:basedOn w:val="Normal"/>
-    <w:next w:val="Normal"/>
-    <w:link w:val="TitleChar"/>
-    <w:uiPriority w:val="10"/>
+    <w:next w:val="FootnoteText"/>
+    <w:uiPriority w:val="9"/>
+    <w:unhideWhenUsed/>
     <w:qFormat/>
-    <w:rsid w:val="00AF5CF1"/>
+  </w:style>
+  <w:style w:styleId="FootnoteBlockText" w:type="paragraph">
+    <w:name w:val="Footnote Block Text"/>
+    <w:basedOn w:val="FootnoteText"/>
+    <w:next w:val="FootnoteText"/>
+    <w:uiPriority w:val="9"/>
+    <w:unhideWhenUsed/>
+    <w:qFormat/>
     <w:pPr>
-      <w:spacing w:after="80"/>
-      <w:contextualSpacing/>
+      <w:spacing w:after="100" w:before="100"/>
+      <w:ind w:firstLine="0" w:left="480" w:right="480"/>
+    </w:pPr>
+  </w:style>
+  <w:style w:default="1" w:styleId="DefaultParagraphFont" w:type="character">
+    <w:name w:val="Default Paragraph Font"/>
+    <w:semiHidden/>
+    <w:unhideWhenUsed/>
+  </w:style>
+  <w:style w:default="1" w:styleId="Table" w:type="table">
+    <w:name w:val="Table"/>
+    <w:basedOn w:val="TableNormal"/>
+    <w:semiHidden/>
+    <w:unhideWhenUsed/>
+    <w:qFormat/>
+    <w:tblPr>
+      <w:tblInd w:type="dxa" w:w="0"/>
+      <w:tblCellMar>
+        <w:top w:type="dxa" w:w="0"/>
+        <w:left w:type="dxa" w:w="108"/>
+        <w:bottom w:type="dxa" w:w="0"/>
+        <w:right w:type="dxa" w:w="108"/>
+      </w:tblCellMar>
+    </w:tblPr>
+    <w:tblStylePr w:type="firstRow">
+      <w:tblPr>
+        <w:jc w:val="left"/>
+        <w:tblInd w:type="dxa" w:w="0"/>
+      </w:tblPr>
+      <w:trPr>
+        <w:jc w:val="left"/>
+      </w:trPr>
+      <w:tcPr>
+        <w:tcBorders>
+          <w:bottom w:val="single"/>
+        </w:tcBorders>
+        <w:vAlign w:val="bottom"/>
+      </w:tcPr>
+    </w:tblStylePr>
+  </w:style>
+  <w:style w:customStyle="1" w:styleId="DefinitionTerm" w:type="paragraph">
+    <w:name w:val="Definition Term"/>
+    <w:basedOn w:val="Normal"/>
+    <w:next w:val="Definition"/>
+    <w:pPr>
+      <w:keepNext/>
+      <w:keepLines/>
+      <w:spacing w:after="0"/>
+    </w:pPr>
+    <w:rPr>
+      <w:b/>
+    </w:rPr>
+  </w:style>
+  <w:style w:customStyle="1" w:styleId="Definition" w:type="paragraph">
+    <w:name w:val="Definition"/>
+    <w:basedOn w:val="Normal"/>
+  </w:style>
+  <w:style w:styleId="Caption" w:type="paragraph">
+    <w:name w:val="Caption"/>
+    <w:basedOn w:val="Normal"/>
+    <w:link w:val="BodyTextChar"/>
+    <w:pPr>
+      <w:spacing w:after="60" w:before="0"/>
+    </w:pPr>
+    <w:rPr>
+      <w:i/>
+    </w:rPr>
+  </w:style>
+  <w:style w:customStyle="1" w:styleId="TableCaption" w:type="paragraph">
+    <w:name w:val="Table Caption"/>
+    <w:basedOn w:val="Caption"/>
+    <w:pPr>
+      <w:keepNext/>
+    </w:pPr>
+  </w:style>
+  <w:style w:customStyle="1" w:styleId="ImageCaption" w:type="paragraph">
+    <w:name w:val="Image Caption"/>
+    <w:basedOn w:val="Caption"/>
+  </w:style>
+  <w:style w:customStyle="1" w:styleId="Figure" w:type="paragraph">
+    <w:name w:val="Figure"/>
+    <w:basedOn w:val="Normal"/>
+  </w:style>
+  <w:style w:customStyle="1" w:styleId="CaptionedFigure" w:type="paragraph">
+    <w:name w:val="Captioned Figure"/>
+    <w:basedOn w:val="Figure"/>
+    <w:pPr>
+      <w:keepNext/>
+    </w:pPr>
+  </w:style>
+  <w:style w:customStyle="1" w:styleId="BodyTextChar" w:type="character">
+    <w:name w:val="Body Text Char"/>
+    <w:basedOn w:val="DefaultParagraphFont"/>
+    <w:link w:val="BodyText"/>
+  </w:style>
+  <w:style w:customStyle="1" w:styleId="VerbatimChar" w:type="character">
+    <w:name w:val="Verbatim Char"/>
+    <w:basedOn w:val="BodyTextChar"/>
+    <w:rPr>
+      <w:rFonts w:ascii="Consolas" w:hAnsi="Consolas"/>
+      <w:sz w:val="18"/>
+    </w:rPr>
+  </w:style>
+  <w:style w:customStyle="1" w:styleId="SectionNumber" w:type="character">
+    <w:name w:val="Section Number"/>
+    <w:basedOn w:val="BodyTextChar"/>
+  </w:style>
+  <w:style w:styleId="FootnoteReference" w:type="character">
+    <w:name w:val="Footnote Reference"/>
+    <w:basedOn w:val="BodyTextChar"/>
+    <w:rPr>
+      <w:vertAlign w:val="superscript"/>
+    </w:rPr>
+  </w:style>
+  <w:style w:styleId="Hyperlink" w:type="character">
+    <w:name w:val="Hyperlink"/>
+    <w:basedOn w:val="BodyTextChar"/>
+    <w:rPr>
+      <w:color w:themeColor="accent1" w:val="4F81BD"/>
+    </w:rPr>
+  </w:style>
+  <w:style w:styleId="TOCHeading" w:type="paragraph">
+    <w:name w:val="TOC Heading"/>
+    <w:basedOn w:val="Heading1"/>
+    <w:next w:val="BodyText"/>
+    <w:uiPriority w:val="39"/>
+    <w:unhideWhenUsed/>
+    <w:qFormat/>
+    <w:pPr>
+      <w:spacing w:before="240" w:line="259" w:lineRule="auto"/>
+      <w:outlineLvl w:val="9"/>
     </w:pPr>
     <w:rPr>
       <w:rFonts w:asciiTheme="majorHAnsi" w:cstheme="majorBidi" w:eastAsiaTheme="majorEastAsia" w:hAnsiTheme="majorHAnsi"/>
-      <w:spacing w:val="-10"/>
-      <w:kern w:val="28"/>
-      <w:sz w:val="56"/>
-      <w:szCs w:val="56"/>
+      <w:b w:val="0"/>
+      <w:bCs w:val="0"/>
+      <w:color w:themeColor="accent1" w:themeShade="BF" w:val="365F91"/>
     </w:rPr>
   </w:style>
-  <w:style w:customStyle="1" w:styleId="TitleChar" w:type="character">
-    <w:name w:val="Title Char"/>
-    <w:basedOn w:val="DefaultParagraphFont"/>
-    <w:link w:val="Title"/>
-    <w:uiPriority w:val="10"/>
-    <w:rsid w:val="00AF5CF1"/>
-    <w:rPr>
-      <w:rFonts w:asciiTheme="majorHAnsi" w:cstheme="majorBidi" w:eastAsiaTheme="majorEastAsia" w:hAnsiTheme="majorHAnsi"/>
-      <w:spacing w:val="-10"/>
-      <w:kern w:val="28"/>
-      <w:sz w:val="56"/>
-      <w:szCs w:val="56"/>
-    </w:rPr>
-  </w:style>
-  <w:style w:styleId="Subtitle" w:type="paragraph">
-    <w:name w:val="Subtitle"/>
-    <w:basedOn w:val="Normal"/>
-    <w:next w:val="Normal"/>
-    <w:link w:val="SubtitleChar"/>
-    <w:uiPriority w:val="11"/>
-    <w:qFormat/>
-    <w:rsid w:val="00AF5CF1"/>
-    <w:pPr>
-      <w:numPr>
-        <w:ilvl w:val="1"/>
-      </w:numPr>
-      <w:spacing w:after="160"/>
-    </w:pPr>
-    <w:rPr>
-      <w:rFonts w:asciiTheme="minorHAnsi" w:cstheme="majorBidi" w:eastAsiaTheme="majorEastAsia" w:hAnsiTheme="minorHAnsi"/>
-      <w:color w:themeColor="text1" w:themeTint="A6" w:val="595959"/>
-      <w:spacing w:val="15"/>
-      <w:sz w:val="28"/>
-      <w:szCs w:val="28"/>
-    </w:rPr>
-  </w:style>
-  <w:style w:customStyle="1" w:styleId="SubtitleChar" w:type="character">
-    <w:name w:val="Subtitle Char"/>
-    <w:basedOn w:val="DefaultParagraphFont"/>
-    <w:link w:val="Subtitle"/>
-    <w:uiPriority w:val="11"/>
-    <w:rsid w:val="00AF5CF1"/>
-    <w:rPr>
-      <w:rFonts w:asciiTheme="minorHAnsi" w:cstheme="majorBidi" w:eastAsiaTheme="majorEastAsia" w:hAnsiTheme="minorHAnsi"/>
-      <w:color w:themeColor="text1" w:themeTint="A6" w:val="595959"/>
-      <w:spacing w:val="15"/>
-      <w:sz w:val="28"/>
-      <w:szCs w:val="28"/>
-    </w:rPr>
-  </w:style>
-  <w:style w:styleId="Quote" w:type="paragraph">
-    <w:name w:val="Quote"/>
-    <w:basedOn w:val="Normal"/>
-    <w:next w:val="Normal"/>
-    <w:link w:val="QuoteChar"/>
-    <w:uiPriority w:val="29"/>
-    <w:qFormat/>
-    <w:rsid w:val="00AF5CF1"/>
-    <w:pPr>
-      <w:spacing w:after="160" w:before="160"/>
-      <w:jc w:val="center"/>
-    </w:pPr>
-    <w:rPr>
-      <w:i/>
-      <w:iCs/>
-      <w:color w:themeColor="text1" w:themeTint="BF" w:val="404040"/>
-    </w:rPr>
-  </w:style>
-  <w:style w:customStyle="1" w:styleId="QuoteChar" w:type="character">
-    <w:name w:val="Quote Char"/>
-    <w:basedOn w:val="DefaultParagraphFont"/>
-    <w:link w:val="Quote"/>
-    <w:uiPriority w:val="29"/>
-    <w:rsid w:val="00AF5CF1"/>
-    <w:rPr>
-      <w:i/>
-      <w:iCs/>
-      <w:color w:themeColor="text1" w:themeTint="BF" w:val="404040"/>
-    </w:rPr>
-  </w:style>
-  <w:style w:styleId="ListParagraph" w:type="paragraph">
-    <w:name w:val="List Paragraph"/>
-    <w:basedOn w:val="Normal"/>
-    <w:uiPriority w:val="34"/>
-    <w:qFormat/>
-    <w:rsid w:val="00AF5CF1"/>
-    <w:pPr>
-      <w:ind w:left="720"/>
-      <w:contextualSpacing/>
-    </w:pPr>
-  </w:style>
-  <w:style w:styleId="IntenseEmphasis" w:type="character">
-    <w:name w:val="Intense Emphasis"/>
-    <w:basedOn w:val="DefaultParagraphFont"/>
-    <w:uiPriority w:val="21"/>
-    <w:qFormat/>
-    <w:rsid w:val="00AF5CF1"/>
-    <w:rPr>
-      <w:i/>
-      <w:iCs/>
-      <w:color w:themeColor="accent1" w:themeShade="BF" w:val="0F4761"/>
-    </w:rPr>
-  </w:style>
-  <w:style w:styleId="IntenseQuote" w:type="paragraph">
-    <w:name w:val="Intense Quote"/>
-    <w:basedOn w:val="Normal"/>
-    <w:next w:val="Normal"/>
-    <w:link w:val="IntenseQuoteChar"/>
-    <w:uiPriority w:val="30"/>
-    <w:qFormat/>
-    <w:rsid w:val="00AF5CF1"/>
-    <w:pPr>
-      <w:pBdr>
-        <w:top w:color="0F4761" w:space="10" w:sz="4" w:themeColor="accent1" w:themeShade="BF" w:val="single"/>
-        <w:bottom w:color="0F4761" w:space="10" w:sz="4" w:themeColor="accent1" w:themeShade="BF" w:val="single"/>
-      </w:pBdr>
-      <w:spacing w:after="360" w:before="360"/>
-      <w:ind w:left="864" w:right="864"/>
-      <w:jc w:val="center"/>
-    </w:pPr>
-    <w:rPr>
-      <w:i/>
-      <w:iCs/>
-      <w:color w:themeColor="accent1" w:themeShade="BF" w:val="0F4761"/>
-    </w:rPr>
-  </w:style>
-  <w:style w:customStyle="1" w:styleId="IntenseQuoteChar" w:type="character">
-    <w:name w:val="Intense Quote Char"/>
-    <w:basedOn w:val="DefaultParagraphFont"/>
-    <w:link w:val="IntenseQuote"/>
-    <w:uiPriority w:val="30"/>
-    <w:rsid w:val="00AF5CF1"/>
-    <w:rPr>
-      <w:i/>
-      <w:iCs/>
-      <w:color w:themeColor="accent1" w:themeShade="BF" w:val="0F4761"/>
-    </w:rPr>
-  </w:style>
-  <w:style w:styleId="IntenseReference" w:type="character">
-    <w:name w:val="Intense Reference"/>
-    <w:basedOn w:val="DefaultParagraphFont"/>
-    <w:uiPriority w:val="32"/>
-    <w:qFormat/>
-    <w:rsid w:val="00AF5CF1"/>
-    <w:rPr>
-      <w:b/>
-      <w:bCs/>
-      <w:smallCaps/>
-      <w:color w:themeColor="accent1" w:themeShade="BF" w:val="0F4761"/>
-      <w:spacing w:val="5"/>
-    </w:rPr>
-  </w:style>
-  <w:style w:styleId="HTMLCode" w:type="character">
-    <w:name w:val="HTML Code"/>
-    <w:basedOn w:val="DefaultParagraphFont"/>
-    <w:uiPriority w:val="99"/>
-    <w:unhideWhenUsed/>
-    <w:rsid w:val="00771E03"/>
-    <w:rPr>
-      <w:rFonts w:ascii="Consolas" w:cs="Consolas" w:hAnsi="Consolas"/>
-      <w:sz w:val="18"/>
-      <w:szCs w:val="20"/>
-    </w:rPr>
-  </w:style>
-  <w:style w:customStyle="1" w:styleId="Code" w:type="paragraph">
-    <w:name w:val="Code"/>
-    <w:basedOn w:val="Normal"/>
-    <w:next w:val="Normal"/>
-    <w:qFormat/>
-    <w:rsid w:val="00BC28E9"/>
-    <w:pPr>
-      <w:pBdr>
-        <w:top w:color="FF0000" w:space="1" w:sz="8" w:val="single"/>
-        <w:left w:color="FF0000" w:space="4" w:sz="8" w:val="single"/>
-        <w:bottom w:color="FF0000" w:space="1" w:sz="8" w:val="single"/>
-        <w:right w:color="FF0000" w:space="4" w:sz="8" w:val="single"/>
-      </w:pBdr>
-      <w:shd w:color="auto" w:fill="auto" w:val="pct15"/>
-      <w:spacing w:after="120" w:before="120"/>
-      <w:ind w:left="432" w:right="432"/>
-    </w:pPr>
-    <w:rPr>
-      <w:rFonts w:ascii="Courier New" w:hAnsi="Courier New"/>
-      <w:sz w:val="18"/>
-    </w:rPr>
-  </w:style>
-  <w:style w:customStyle="1" w:styleId="SourceCode" w:type="paragraph">
+  <w:style w:type="paragraph" w:customStyle="1" w:styleId="SourceCode">
     <w:name w:val="Source Code"/>
     <w:basedOn w:val="Normal"/>
-    <w:qFormat/>
-    <w:rsid w:val="00771E03"/>
+    <w:link w:val="VerbatimChar"/>
     <w:pPr>
-      <w:pBdr>
-        <w:top w:color="auto" w:space="1" w:sz="8" w:val="single"/>
-        <w:left w:color="auto" w:space="4" w:sz="8" w:val="single"/>
-        <w:bottom w:color="auto" w:space="1" w:sz="8" w:val="single"/>
-        <w:right w:color="auto" w:space="4" w:sz="8" w:val="single"/>
-      </w:pBdr>
-      <w:shd w:color="auto" w:fill="auto" w:val="pct15"/>
-      <w:spacing w:after="240" w:before="240"/>
-      <w:ind w:left="432" w:right="432"/>
-    </w:pPr>
-    <w:rPr>
-      <w:rFonts w:ascii="Courier New" w:hAnsi="Courier New"/>
-      <w:sz w:val="20"/>
-    </w:rPr>
-  </w:style>
-  <w:style w:customStyle="1" w:styleId="Verbatim" w:type="paragraph">
-    <w:name w:val="Verbatim"/>
-    <w:basedOn w:val="Normal"/>
-    <w:qFormat/>
-    <w:rsid w:val="00771E03"/>
-    <w:pPr>
-      <w:shd w:color="auto" w:fill="auto" w:val="pct15"/>
-      <w:spacing w:after="240" w:before="240"/>
-      <w:ind w:left="432" w:right="432"/>
-    </w:pPr>
-    <w:rPr>
-      <w:rFonts w:ascii="Courier New" w:hAnsi="Courier New"/>
-      <w:sz w:val="18"/>
-    </w:rPr>
-  </w:style>
-  <w:style w:customStyle="1" w:styleId="CodeBlock" w:type="paragraph">
-    <w:name w:val="Code Block"/>
-    <w:basedOn w:val="Verbatim"/>
-    <w:qFormat/>
-    <w:rsid w:val="00BC28E9"/>
-  </w:style>
-  <w:style w:styleId="CommentText" w:type="paragraph">
-    <w:name w:val="annotation text"/>
-    <w:basedOn w:val="Normal"/>
-    <w:link w:val="CommentTextChar"/>
-    <w:uiPriority w:val="99"/>
-    <w:unhideWhenUsed/>
-    <w:rsid w:val="00771E03"/>
-    <w:rPr>
-      <w:sz w:val="20"/>
-      <w:szCs w:val="20"/>
-    </w:rPr>
-  </w:style>
-  <w:style w:customStyle="1" w:styleId="CommentTextChar" w:type="character">
-    <w:name w:val="Comment Text Char"/>
-    <w:basedOn w:val="DefaultParagraphFont"/>
-    <w:link w:val="CommentText"/>
-    <w:uiPriority w:val="99"/>
-    <w:rsid w:val="00771E03"/>
-    <w:rPr>
-      <w:sz w:val="20"/>
-      <w:szCs w:val="20"/>
-    </w:rPr>
-  </w:style>
-  <w:style w:styleId="TOC1" w:type="paragraph">
-    <w:name w:val="toc 1"/>
-    <w:basedOn w:val="Normal"/>
-    <w:next w:val="Normal"/>
-    <w:autoRedefine/>
-    <w:uiPriority w:val="39"/>
-    <w:unhideWhenUsed/>
-    <w:rsid w:val="00322D32"/>
-    <w:pPr>
-      <w:spacing w:after="100"/>
+      <w:wordWrap w:val="off"/>
     </w:pPr>
   </w:style>
   <w:style w:type="character" w:customStyle="1" w:styleId="KeywordTok">
@@ -14264,7 +14235,7 @@
         <a:latin typeface="Aptos" panose="02110004020202020204"/>
         <a:ea typeface=""/>
         <a:cs typeface=""/>
-        <a:font script="Jpan" typeface="游ゴシック"/>
+        <a:font script="Jpan" typeface="游明朝"/>
         <a:font script="Hang" typeface="맑은 고딕"/>
         <a:font script="Hans" typeface="等线"/>
         <a:font script="Hant" typeface="新細明體"/>
@@ -14455,7 +14426,7 @@
   <a:extraClrSchemeLst/>
   <a:extLst>
     <a:ext uri="{05A4C25C-085E-4340-85A3-A5531E510DB2}">
-      <thm15:themeFamily xmlns:thm15="http://schemas.microsoft.com/office/thememl/2012/main" name="Office Theme" id="{62F939B6-93AF-4DB8-9C6B-D6C7DFDC589F}" vid="{4A3C46E8-61CC-4603-A589-7422A47A8E4A}"/>
+      <thm15:themeFamily xmlns:thm15="http://schemas.microsoft.com/office/thememl/2012/main" name="Office Theme" id="{2E142A2C-CD16-42D6-873A-C26D2A0506FA}" vid="{1BDDFF52-6CD6-40A5-AB3C-68EB2F1E4D0A}"/>
     </a:ext>
   </a:extLst>
 </a:theme>

--- a/docs/content/glm_logistic_regression/glm_logistic_regression_lecture.docx
+++ b/docs/content/glm_logistic_regression/glm_logistic_regression_lecture.docx
@@ -11211,13 +11211,13 @@
               <w:t xml:space="preserve"> </w:t>
             </w:r>
             <w:r>
-              <w:t xml:space="preserve">cover, plays a crucial role in determining the presence of native</w:t>
+              <w:t xml:space="preserve">cover, is a strong predictor of native rodent presence</w:t>
             </w:r>
             <w:r>
               <w:t xml:space="preserve"> </w:t>
             </w:r>
             <w:r>
-              <w:t xml:space="preserve">rodents in canyon fragments. The positive relationship between shrub</w:t>
+              <w:t xml:space="preserve">in canyon fragments. The positive relationship between shrub</w:t>
             </w:r>
             <w:r>
               <w:t xml:space="preserve"> </w:t>

--- a/docs/content/glm_logistic_regression/glm_logistic_regression_lecture.docx
+++ b/docs/content/glm_logistic_regression/glm_logistic_regression_lecture.docx
@@ -586,7 +586,7 @@
       <w:r>
         <w:drawing>
           <wp:inline>
-            <wp:extent cx="5334000" cy="5334000"/>
+            <wp:extent cx="3302849" cy="3302849"/>
             <wp:effectExtent b="0" l="0" r="0" t="0"/>
             <wp:docPr descr="Examples of distributions in the exponential family" title="" id="18" name="Picture"/>
             <a:graphic>
@@ -607,7 +607,7 @@
                   <pic:spPr bwMode="auto">
                     <a:xfrm>
                       <a:off x="0" y="0"/>
-                      <a:ext cx="5334000" cy="5334000"/>
+                      <a:ext cx="3302849" cy="3302849"/>
                     </a:xfrm>
                     <a:prstGeom prst="rect">
                       <a:avLst/>
@@ -2570,7 +2570,7 @@
       <w:r>
         <w:drawing>
           <wp:inline>
-            <wp:extent cx="5334000" cy="5334000"/>
+            <wp:extent cx="2752374" cy="2752374"/>
             <wp:effectExtent b="0" l="0" r="0" t="0"/>
             <wp:docPr descr="" title="" id="29" name="Picture"/>
             <a:graphic>
@@ -2591,7 +2591,7 @@
                   <pic:spPr bwMode="auto">
                     <a:xfrm>
                       <a:off x="0" y="0"/>
-                      <a:ext cx="5334000" cy="5334000"/>
+                      <a:ext cx="2752374" cy="2752374"/>
                     </a:xfrm>
                     <a:prstGeom prst="rect">
                       <a:avLst/>
@@ -3106,7 +3106,7 @@
       <w:r>
         <w:drawing>
           <wp:inline>
-            <wp:extent cx="5334000" cy="5334000"/>
+            <wp:extent cx="2752374" cy="2752374"/>
             <wp:effectExtent b="0" l="0" r="0" t="0"/>
             <wp:docPr descr="" title="" id="33" name="Picture"/>
             <a:graphic>
@@ -3127,7 +3127,7 @@
                   <pic:spPr bwMode="auto">
                     <a:xfrm>
                       <a:off x="0" y="0"/>
-                      <a:ext cx="5334000" cy="5334000"/>
+                      <a:ext cx="2752374" cy="2752374"/>
                     </a:xfrm>
                     <a:prstGeom prst="rect">
                       <a:avLst/>
@@ -4275,7 +4275,7 @@
       <w:r>
         <w:drawing>
           <wp:inline>
-            <wp:extent cx="5334000" cy="5334000"/>
+            <wp:extent cx="2752374" cy="2752374"/>
             <wp:effectExtent b="0" l="0" r="0" t="0"/>
             <wp:docPr descr="" title="" id="39" name="Picture"/>
             <a:graphic>
@@ -4296,7 +4296,7 @@
                   <pic:spPr bwMode="auto">
                     <a:xfrm>
                       <a:off x="0" y="0"/>
-                      <a:ext cx="5334000" cy="5334000"/>
+                      <a:ext cx="2752374" cy="2752374"/>
                     </a:xfrm>
                     <a:prstGeom prst="rect">
                       <a:avLst/>
@@ -6562,7 +6562,7 @@
       <w:r>
         <w:drawing>
           <wp:inline>
-            <wp:extent cx="5334000" cy="5334000"/>
+            <wp:extent cx="2752374" cy="2752374"/>
             <wp:effectExtent b="0" l="0" r="0" t="0"/>
             <wp:docPr descr="" title="" id="51" name="Picture"/>
             <a:graphic>
@@ -6583,7 +6583,7 @@
                   <pic:spPr bwMode="auto">
                     <a:xfrm>
                       <a:off x="0" y="0"/>
-                      <a:ext cx="5334000" cy="5334000"/>
+                      <a:ext cx="2752374" cy="2752374"/>
                     </a:xfrm>
                     <a:prstGeom prst="rect">
                       <a:avLst/>
@@ -6958,7 +6958,7 @@
       <w:r>
         <w:drawing>
           <wp:inline>
-            <wp:extent cx="5334000" cy="5334000"/>
+            <wp:extent cx="3302849" cy="3302849"/>
             <wp:effectExtent b="0" l="0" r="0" t="0"/>
             <wp:docPr descr="" title="" id="57" name="Picture"/>
             <a:graphic>
@@ -6979,7 +6979,7 @@
                   <pic:spPr bwMode="auto">
                     <a:xfrm>
                       <a:off x="0" y="0"/>
-                      <a:ext cx="5334000" cy="5334000"/>
+                      <a:ext cx="3302849" cy="3302849"/>
                     </a:xfrm>
                     <a:prstGeom prst="rect">
                       <a:avLst/>
@@ -7357,7 +7357,7 @@
       <w:r>
         <w:drawing>
           <wp:inline>
-            <wp:extent cx="5334000" cy="5334000"/>
+            <wp:extent cx="2752374" cy="2752374"/>
             <wp:effectExtent b="0" l="0" r="0" t="0"/>
             <wp:docPr descr="" title="" id="61" name="Picture"/>
             <a:graphic>
@@ -7378,7 +7378,7 @@
                   <pic:spPr bwMode="auto">
                     <a:xfrm>
                       <a:off x="0" y="0"/>
-                      <a:ext cx="5334000" cy="5334000"/>
+                      <a:ext cx="2752374" cy="2752374"/>
                     </a:xfrm>
                     <a:prstGeom prst="rect">
                       <a:avLst/>
@@ -8054,7 +8054,7 @@
       <w:r>
         <w:drawing>
           <wp:inline>
-            <wp:extent cx="5334000" cy="5334000"/>
+            <wp:extent cx="2752374" cy="2752374"/>
             <wp:effectExtent b="0" l="0" r="0" t="0"/>
             <wp:docPr descr="" title="" id="68" name="Picture"/>
             <a:graphic>
@@ -8075,7 +8075,7 @@
                   <pic:spPr bwMode="auto">
                     <a:xfrm>
                       <a:off x="0" y="0"/>
-                      <a:ext cx="5334000" cy="5334000"/>
+                      <a:ext cx="2752374" cy="2752374"/>
                     </a:xfrm>
                     <a:prstGeom prst="rect">
                       <a:avLst/>
@@ -8141,7 +8141,7 @@
       <w:r>
         <w:drawing>
           <wp:inline>
-            <wp:extent cx="5334000" cy="5334000"/>
+            <wp:extent cx="2752374" cy="2752374"/>
             <wp:effectExtent b="0" l="0" r="0" t="0"/>
             <wp:docPr descr="" title="" id="72" name="Picture"/>
             <a:graphic>
@@ -8162,7 +8162,7 @@
                   <pic:spPr bwMode="auto">
                     <a:xfrm>
                       <a:off x="0" y="0"/>
-                      <a:ext cx="5334000" cy="5334000"/>
+                      <a:ext cx="2752374" cy="2752374"/>
                     </a:xfrm>
                     <a:prstGeom prst="rect">
                       <a:avLst/>
@@ -8578,7 +8578,7 @@
       <w:r>
         <w:drawing>
           <wp:inline>
-            <wp:extent cx="5334000" cy="5334000"/>
+            <wp:extent cx="2752374" cy="2752374"/>
             <wp:effectExtent b="0" l="0" r="0" t="0"/>
             <wp:docPr descr="" title="" id="77" name="Picture"/>
             <a:graphic>
@@ -8599,7 +8599,7 @@
                   <pic:spPr bwMode="auto">
                     <a:xfrm>
                       <a:off x="0" y="0"/>
-                      <a:ext cx="5334000" cy="5334000"/>
+                      <a:ext cx="2752374" cy="2752374"/>
                     </a:xfrm>
                     <a:prstGeom prst="rect">
                       <a:avLst/>
@@ -10429,7 +10429,7 @@
       <w:r>
         <w:drawing>
           <wp:inline>
-            <wp:extent cx="5334000" cy="5926666"/>
+            <wp:extent cx="3302849" cy="3669832"/>
             <wp:effectExtent b="0" l="0" r="0" t="0"/>
             <wp:docPr descr="" title="" id="87" name="Picture"/>
             <a:graphic>
@@ -10450,7 +10450,7 @@
                   <pic:spPr bwMode="auto">
                     <a:xfrm>
                       <a:off x="0" y="0"/>
-                      <a:ext cx="5334000" cy="5926666"/>
+                      <a:ext cx="3302849" cy="3669832"/>
                     </a:xfrm>
                     <a:prstGeom prst="rect">
                       <a:avLst/>
@@ -10550,7 +10550,7 @@
       <w:r>
         <w:drawing>
           <wp:inline>
-            <wp:extent cx="5334000" cy="5334000"/>
+            <wp:extent cx="3302849" cy="3302849"/>
             <wp:effectExtent b="0" l="0" r="0" t="0"/>
             <wp:docPr descr="" title="" id="91" name="Picture"/>
             <a:graphic>
@@ -10571,7 +10571,7 @@
                   <pic:spPr bwMode="auto">
                     <a:xfrm>
                       <a:off x="0" y="0"/>
-                      <a:ext cx="5334000" cy="5334000"/>
+                      <a:ext cx="3302849" cy="3302849"/>
                     </a:xfrm>
                     <a:prstGeom prst="rect">
                       <a:avLst/>
@@ -10809,7 +10809,7 @@
       <w:r>
         <w:drawing>
           <wp:inline>
-            <wp:extent cx="5334000" cy="5334000"/>
+            <wp:extent cx="2752374" cy="2752374"/>
             <wp:effectExtent b="0" l="0" r="0" t="0"/>
             <wp:docPr descr="" title="" id="96" name="Picture"/>
             <a:graphic>
@@ -10830,7 +10830,7 @@
                   <pic:spPr bwMode="auto">
                     <a:xfrm>
                       <a:off x="0" y="0"/>
-                      <a:ext cx="5334000" cy="5334000"/>
+                      <a:ext cx="2752374" cy="2752374"/>
                     </a:xfrm>
                     <a:prstGeom prst="rect">
                       <a:avLst/>
@@ -11906,7 +11906,7 @@
       <w:r>
         <w:drawing>
           <wp:inline>
-            <wp:extent cx="5334000" cy="5926666"/>
+            <wp:extent cx="3302849" cy="3669832"/>
             <wp:effectExtent b="0" l="0" r="0" t="0"/>
             <wp:docPr descr="" title="" id="109" name="Picture"/>
             <a:graphic>
@@ -11927,7 +11927,7 @@
                   <pic:spPr bwMode="auto">
                     <a:xfrm>
                       <a:off x="0" y="0"/>
-                      <a:ext cx="5334000" cy="5926666"/>
+                      <a:ext cx="3302849" cy="3669832"/>
                     </a:xfrm>
                     <a:prstGeom prst="rect">
                       <a:avLst/>
@@ -12161,7 +12161,7 @@
       <w:r>
         <w:drawing>
           <wp:inline>
-            <wp:extent cx="5334000" cy="5334000"/>
+            <wp:extent cx="3302849" cy="3302849"/>
             <wp:effectExtent b="0" l="0" r="0" t="0"/>
             <wp:docPr descr="" title="" id="113" name="Picture"/>
             <a:graphic>
@@ -12182,7 +12182,7 @@
                   <pic:spPr bwMode="auto">
                     <a:xfrm>
                       <a:off x="0" y="0"/>
-                      <a:ext cx="5334000" cy="5334000"/>
+                      <a:ext cx="3302849" cy="3302849"/>
                     </a:xfrm>
                     <a:prstGeom prst="rect">
                       <a:avLst/>

--- a/docs/content/glm_logistic_regression/glm_logistic_regression_lecture.docx
+++ b/docs/content/glm_logistic_regression/glm_logistic_regression_lecture.docx
@@ -2570,7 +2570,7 @@
       <w:r>
         <w:drawing>
           <wp:inline>
-            <wp:extent cx="2752374" cy="2752374"/>
+            <wp:extent cx="2293645" cy="2293645"/>
             <wp:effectExtent b="0" l="0" r="0" t="0"/>
             <wp:docPr descr="" title="" id="29" name="Picture"/>
             <a:graphic>
@@ -2591,7 +2591,7 @@
                   <pic:spPr bwMode="auto">
                     <a:xfrm>
                       <a:off x="0" y="0"/>
-                      <a:ext cx="2752374" cy="2752374"/>
+                      <a:ext cx="2293645" cy="2293645"/>
                     </a:xfrm>
                     <a:prstGeom prst="rect">
                       <a:avLst/>
@@ -3106,7 +3106,7 @@
       <w:r>
         <w:drawing>
           <wp:inline>
-            <wp:extent cx="2752374" cy="2752374"/>
+            <wp:extent cx="2293645" cy="2293645"/>
             <wp:effectExtent b="0" l="0" r="0" t="0"/>
             <wp:docPr descr="" title="" id="33" name="Picture"/>
             <a:graphic>
@@ -3127,7 +3127,7 @@
                   <pic:spPr bwMode="auto">
                     <a:xfrm>
                       <a:off x="0" y="0"/>
-                      <a:ext cx="2752374" cy="2752374"/>
+                      <a:ext cx="2293645" cy="2293645"/>
                     </a:xfrm>
                     <a:prstGeom prst="rect">
                       <a:avLst/>
@@ -4275,7 +4275,7 @@
       <w:r>
         <w:drawing>
           <wp:inline>
-            <wp:extent cx="2752374" cy="2752374"/>
+            <wp:extent cx="2293645" cy="2293645"/>
             <wp:effectExtent b="0" l="0" r="0" t="0"/>
             <wp:docPr descr="" title="" id="39" name="Picture"/>
             <a:graphic>
@@ -4296,7 +4296,7 @@
                   <pic:spPr bwMode="auto">
                     <a:xfrm>
                       <a:off x="0" y="0"/>
-                      <a:ext cx="2752374" cy="2752374"/>
+                      <a:ext cx="2293645" cy="2293645"/>
                     </a:xfrm>
                     <a:prstGeom prst="rect">
                       <a:avLst/>
@@ -6562,7 +6562,7 @@
       <w:r>
         <w:drawing>
           <wp:inline>
-            <wp:extent cx="2752374" cy="2752374"/>
+            <wp:extent cx="2293645" cy="2293645"/>
             <wp:effectExtent b="0" l="0" r="0" t="0"/>
             <wp:docPr descr="" title="" id="51" name="Picture"/>
             <a:graphic>
@@ -6583,7 +6583,7 @@
                   <pic:spPr bwMode="auto">
                     <a:xfrm>
                       <a:off x="0" y="0"/>
-                      <a:ext cx="2752374" cy="2752374"/>
+                      <a:ext cx="2293645" cy="2293645"/>
                     </a:xfrm>
                     <a:prstGeom prst="rect">
                       <a:avLst/>
@@ -7357,7 +7357,7 @@
       <w:r>
         <w:drawing>
           <wp:inline>
-            <wp:extent cx="2752374" cy="2752374"/>
+            <wp:extent cx="2293645" cy="2293645"/>
             <wp:effectExtent b="0" l="0" r="0" t="0"/>
             <wp:docPr descr="" title="" id="61" name="Picture"/>
             <a:graphic>
@@ -7378,7 +7378,7 @@
                   <pic:spPr bwMode="auto">
                     <a:xfrm>
                       <a:off x="0" y="0"/>
-                      <a:ext cx="2752374" cy="2752374"/>
+                      <a:ext cx="2293645" cy="2293645"/>
                     </a:xfrm>
                     <a:prstGeom prst="rect">
                       <a:avLst/>
@@ -8054,7 +8054,7 @@
       <w:r>
         <w:drawing>
           <wp:inline>
-            <wp:extent cx="2752374" cy="2752374"/>
+            <wp:extent cx="2293645" cy="2293645"/>
             <wp:effectExtent b="0" l="0" r="0" t="0"/>
             <wp:docPr descr="" title="" id="68" name="Picture"/>
             <a:graphic>
@@ -8075,7 +8075,7 @@
                   <pic:spPr bwMode="auto">
                     <a:xfrm>
                       <a:off x="0" y="0"/>
-                      <a:ext cx="2752374" cy="2752374"/>
+                      <a:ext cx="2293645" cy="2293645"/>
                     </a:xfrm>
                     <a:prstGeom prst="rect">
                       <a:avLst/>
@@ -8141,7 +8141,7 @@
       <w:r>
         <w:drawing>
           <wp:inline>
-            <wp:extent cx="2752374" cy="2752374"/>
+            <wp:extent cx="2293645" cy="2293645"/>
             <wp:effectExtent b="0" l="0" r="0" t="0"/>
             <wp:docPr descr="" title="" id="72" name="Picture"/>
             <a:graphic>
@@ -8162,7 +8162,7 @@
                   <pic:spPr bwMode="auto">
                     <a:xfrm>
                       <a:off x="0" y="0"/>
-                      <a:ext cx="2752374" cy="2752374"/>
+                      <a:ext cx="2293645" cy="2293645"/>
                     </a:xfrm>
                     <a:prstGeom prst="rect">
                       <a:avLst/>
@@ -8578,7 +8578,7 @@
       <w:r>
         <w:drawing>
           <wp:inline>
-            <wp:extent cx="2752374" cy="2752374"/>
+            <wp:extent cx="2293645" cy="2293645"/>
             <wp:effectExtent b="0" l="0" r="0" t="0"/>
             <wp:docPr descr="" title="" id="77" name="Picture"/>
             <a:graphic>
@@ -8599,7 +8599,7 @@
                   <pic:spPr bwMode="auto">
                     <a:xfrm>
                       <a:off x="0" y="0"/>
-                      <a:ext cx="2752374" cy="2752374"/>
+                      <a:ext cx="2293645" cy="2293645"/>
                     </a:xfrm>
                     <a:prstGeom prst="rect">
                       <a:avLst/>
@@ -10809,7 +10809,7 @@
       <w:r>
         <w:drawing>
           <wp:inline>
-            <wp:extent cx="2752374" cy="2752374"/>
+            <wp:extent cx="2293645" cy="2293645"/>
             <wp:effectExtent b="0" l="0" r="0" t="0"/>
             <wp:docPr descr="" title="" id="96" name="Picture"/>
             <a:graphic>
@@ -10830,7 +10830,7 @@
                   <pic:spPr bwMode="auto">
                     <a:xfrm>
                       <a:off x="0" y="0"/>
-                      <a:ext cx="2752374" cy="2752374"/>
+                      <a:ext cx="2293645" cy="2293645"/>
                     </a:xfrm>
                     <a:prstGeom prst="rect">
                       <a:avLst/>
